--- a/dossier-conformite-2026/livrables/02_RPMS/PRG-RPMS_Programme_de_formation.docx
+++ b/dossier-conformite-2026/livrables/02_RPMS/PRG-RPMS_Programme_de_formation.docx
@@ -3,23 +3,70 @@
 <w:document xmlns:wpc="http://schemas.microsoft.com/office/word/2010/wordprocessingCanvas" xmlns:mo="http://schemas.microsoft.com/office/mac/office/2008/main" xmlns:mc="http://schemas.openxmlformats.org/markup-compatibility/2006" xmlns:mv="urn:schemas-microsoft-com:mac:vml" xmlns:o="urn:schemas-microsoft-com:office:office" xmlns:r="http://schemas.openxmlformats.org/officeDocument/2006/relationships" xmlns:m="http://schemas.openxmlformats.org/officeDocument/2006/math" xmlns:v="urn:schemas-microsoft-com:vml" xmlns:wp14="http://schemas.microsoft.com/office/word/2010/wordprocessingDrawing" xmlns:wp="http://schemas.openxmlformats.org/drawingml/2006/wordprocessingDrawing" xmlns:w10="urn:schemas-microsoft-com:office:word" xmlns:w="http://schemas.openxmlformats.org/wordprocessingml/2006/main" xmlns:w14="http://schemas.microsoft.com/office/word/2010/wordml" xmlns:wpg="http://schemas.microsoft.com/office/word/2010/wordprocessingGroup" xmlns:wpi="http://schemas.microsoft.com/office/word/2010/wordprocessingInk" xmlns:wne="http://schemas.microsoft.com/office/word/2006/wordml" xmlns:wps="http://schemas.microsoft.com/office/word/2010/wordprocessingShape" mc:Ignorable="w14 wp14">
   <w:body>
     <w:p>
+      <w:pPr>
+        <w:spacing w:before="800"/>
+        <w:jc w:val="center"/>
+      </w:pPr>
+      <w:r>
+        <w:drawing>
+          <wp:inline xmlns:a="http://schemas.openxmlformats.org/drawingml/2006/main" xmlns:pic="http://schemas.openxmlformats.org/drawingml/2006/picture">
+            <wp:extent cx="3805369" cy="3240000"/>
+            <wp:docPr id="1" name="Picture 1"/>
+            <wp:cNvGraphicFramePr>
+              <a:graphicFrameLocks noChangeAspect="1"/>
+            </wp:cNvGraphicFramePr>
+            <a:graphic>
+              <a:graphicData uri="http://schemas.openxmlformats.org/drawingml/2006/picture">
+                <pic:pic>
+                  <pic:nvPicPr>
+                    <pic:cNvPr id="0" name="logo_yeba_formations.png"/>
+                    <pic:cNvPicPr/>
+                  </pic:nvPicPr>
+                  <pic:blipFill>
+                    <a:blip r:embed="rId11"/>
+                    <a:stretch>
+                      <a:fillRect/>
+                    </a:stretch>
+                  </pic:blipFill>
+                  <pic:spPr>
+                    <a:xfrm>
+                      <a:off x="0" y="0"/>
+                      <a:ext cx="3805369" cy="3240000"/>
+                    </a:xfrm>
+                    <a:prstGeom prst="rect"/>
+                  </pic:spPr>
+                </pic:pic>
+              </a:graphicData>
+            </a:graphic>
+          </wp:inline>
+        </w:drawing>
+      </w:r>
+    </w:p>
+    <w:p>
+      <w:pPr>
+        <w:spacing w:before="480"/>
+        <w:jc w:val="center"/>
+      </w:pPr>
       <w:r>
         <w:rPr>
           <w:b/>
           <w:color w:val="1B3A6B"/>
-          <w:sz w:val="44"/>
+          <w:sz w:val="52"/>
         </w:rPr>
-        <w:t>Programme de formation — Titre professionnel Responsable de petite ou moyenne structure</w:t>
+        <w:t>Programme de formation</w:t>
       </w:r>
     </w:p>
     <w:p>
+      <w:pPr>
+        <w:jc w:val="center"/>
+      </w:pPr>
       <w:r>
         <w:rPr>
           <w:b/>
-          <w:color w:val="C9A94D"/>
-          <w:sz w:val="28"/>
+          <w:color w:val="8A6D1F"/>
+          <w:sz w:val="32"/>
         </w:rPr>
-        <w:t>RNCP38575 • Niveau 5 (cadre national des certifications) • 595 h en centre + 210 h en entreprise</w:t>
+        <w:t>Titre professionnel Responsable de petite ou moyenne structure — RNCP38575</w:t>
       </w:r>
     </w:p>
     <w:p>
@@ -31,10 +78,41 @@
     </w:p>
     <w:p>
       <w:pPr>
+        <w:jc w:val="center"/>
+      </w:pPr>
+      <w:r>
+        <w:rPr>
+          <w:b w:val="0"/>
+          <w:color w:val="1B3A6B"/>
+          <w:sz w:val="24"/>
+        </w:rPr>
+        <w:t>Secrétariat Center — 7 rue Henri Cornu — 97490 Saint-Denis</w:t>
+      </w:r>
+    </w:p>
+    <w:p>
+      <w:pPr>
+        <w:jc w:val="center"/>
+      </w:pPr>
+      <w:r>
+        <w:rPr>
+          <w:b w:val="0"/>
+          <w:color w:val="1B3A6B"/>
+          <w:sz w:val="24"/>
+        </w:rPr>
+        <w:t>SIRET 814 622 262 00032  •  NDA 04973676397  •  Qualiopi 25FOR02027.1</w:t>
+      </w:r>
+    </w:p>
+    <w:p>
+      <w:r>
+        <w:br w:type="page"/>
+      </w:r>
+    </w:p>
+    <w:p>
+      <w:pPr>
         <w:pStyle w:val="Heading1"/>
       </w:pPr>
       <w:r>
-        <w:t>1. Identification</w:t>
+        <w:t>1. Identification de la certification</w:t>
       </w:r>
     </w:p>
     <w:tbl>
@@ -46,8 +124,8 @@
         <w:tblLook w:firstColumn="1" w:firstRow="1" w:lastColumn="0" w:lastRow="0" w:noHBand="0" w:noVBand="1" w:val="04A0"/>
       </w:tblPr>
       <w:tblGrid>
-        <w:gridCol w:w="2835"/>
-        <w:gridCol w:w="6804"/>
+        <w:gridCol w:w="2551"/>
+        <w:gridCol w:w="7087"/>
       </w:tblGrid>
       <w:tr>
         <w:trPr>
@@ -55,7 +133,7 @@
         </w:trPr>
         <w:tc>
           <w:tcPr>
-            <w:tcW w:type="dxa" w:w="2835"/>
+            <w:tcW w:type="dxa" w:w="2551"/>
             <w:shd w:val="clear" w:color="auto" w:fill="1B3A6B"/>
           </w:tcPr>
           <w:p>
@@ -72,7 +150,7 @@
         </w:tc>
         <w:tc>
           <w:tcPr>
-            <w:tcW w:type="dxa" w:w="6803"/>
+            <w:tcW w:type="dxa" w:w="7087"/>
             <w:shd w:val="clear" w:color="auto" w:fill="1B3A6B"/>
           </w:tcPr>
           <w:p>
@@ -89,9 +167,12 @@
         </w:tc>
       </w:tr>
       <w:tr>
+        <w:trPr>
+          <w:cantSplit w:val="true"/>
+        </w:trPr>
         <w:tc>
           <w:tcPr>
-            <w:tcW w:type="dxa" w:w="2835"/>
+            <w:tcW w:type="dxa" w:w="2551"/>
           </w:tcPr>
           <w:p>
             <w:r/>
@@ -106,7 +187,7 @@
         </w:tc>
         <w:tc>
           <w:tcPr>
-            <w:tcW w:type="dxa" w:w="6803"/>
+            <w:tcW w:type="dxa" w:w="7087"/>
           </w:tcPr>
           <w:p>
             <w:r/>
@@ -121,10 +202,13 @@
         </w:tc>
       </w:tr>
       <w:tr>
+        <w:trPr>
+          <w:cantSplit w:val="true"/>
+        </w:trPr>
         <w:tc>
           <w:tcPr>
-            <w:tcW w:type="dxa" w:w="2835"/>
-            <w:shd w:val="clear" w:color="auto" w:fill="F2F2F2"/>
+            <w:tcW w:type="dxa" w:w="2551"/>
+            <w:shd w:val="clear" w:color="auto" w:fill="E8EEF7"/>
           </w:tcPr>
           <w:p>
             <w:r/>
@@ -139,8 +223,8 @@
         </w:tc>
         <w:tc>
           <w:tcPr>
-            <w:tcW w:type="dxa" w:w="6803"/>
-            <w:shd w:val="clear" w:color="auto" w:fill="F2F2F2"/>
+            <w:tcW w:type="dxa" w:w="7087"/>
+            <w:shd w:val="clear" w:color="auto" w:fill="E8EEF7"/>
           </w:tcPr>
           <w:p>
             <w:r/>
@@ -155,9 +239,12 @@
         </w:tc>
       </w:tr>
       <w:tr>
+        <w:trPr>
+          <w:cantSplit w:val="true"/>
+        </w:trPr>
         <w:tc>
           <w:tcPr>
-            <w:tcW w:type="dxa" w:w="2835"/>
+            <w:tcW w:type="dxa" w:w="2551"/>
           </w:tcPr>
           <w:p>
             <w:r/>
@@ -172,7 +259,7 @@
         </w:tc>
         <w:tc>
           <w:tcPr>
-            <w:tcW w:type="dxa" w:w="6803"/>
+            <w:tcW w:type="dxa" w:w="7087"/>
           </w:tcPr>
           <w:p>
             <w:r/>
@@ -181,16 +268,19 @@
                 <w:b w:val="0"/>
                 <w:sz w:val="22"/>
               </w:rPr>
-              <w:t>Niveau 5 (cadre national des certifications)</w:t>
+              <w:t>Niveau 5 (cadre national des certifications 2019)</w:t>
             </w:r>
           </w:p>
         </w:tc>
       </w:tr>
       <w:tr>
+        <w:trPr>
+          <w:cantSplit w:val="true"/>
+        </w:trPr>
         <w:tc>
           <w:tcPr>
-            <w:tcW w:type="dxa" w:w="2835"/>
-            <w:shd w:val="clear" w:color="auto" w:fill="F2F2F2"/>
+            <w:tcW w:type="dxa" w:w="2551"/>
+            <w:shd w:val="clear" w:color="auto" w:fill="E8EEF7"/>
           </w:tcPr>
           <w:p>
             <w:r/>
@@ -205,8 +295,8 @@
         </w:tc>
         <w:tc>
           <w:tcPr>
-            <w:tcW w:type="dxa" w:w="6803"/>
-            <w:shd w:val="clear" w:color="auto" w:fill="F2F2F2"/>
+            <w:tcW w:type="dxa" w:w="7087"/>
+            <w:shd w:val="clear" w:color="auto" w:fill="E8EEF7"/>
           </w:tcPr>
           <w:p>
             <w:r/>
@@ -215,15 +305,63 @@
                 <w:b w:val="0"/>
                 <w:sz w:val="22"/>
               </w:rPr>
-              <w:t>Arrêté du 5 décembre 2023 (JO du 20/12/2023) — parcours certifiants du 08/02/2024, échéance 08/02/2029</w:t>
+              <w:t>Arrêté du 5 décembre 2023 (JO du 20/12/2023) — parcours depuis le 08/02/2024, enregistrement jusqu'au 08/02/2029</w:t>
             </w:r>
           </w:p>
         </w:tc>
       </w:tr>
       <w:tr>
+        <w:trPr>
+          <w:cantSplit w:val="true"/>
+        </w:trPr>
         <w:tc>
           <w:tcPr>
-            <w:tcW w:type="dxa" w:w="2835"/>
+            <w:tcW w:type="dxa" w:w="2551"/>
+          </w:tcPr>
+          <w:p>
+            <w:r/>
+            <w:r>
+              <w:rPr>
+                <w:b w:val="0"/>
+                <w:sz w:val="22"/>
+              </w:rPr>
+              <w:t>Référentiels</w:t>
+            </w:r>
+          </w:p>
+        </w:tc>
+        <w:tc>
+          <w:tcPr>
+            <w:tcW w:type="dxa" w:w="7087"/>
+          </w:tcPr>
+          <w:p>
+            <w:r/>
+            <w:r>
+              <w:rPr>
+                <w:b w:val="0"/>
+                <w:sz w:val="22"/>
+              </w:rPr>
+              <w:t xml:space="preserve">Compétences de la fiche RNCP38575 (version en vigueur). REAC et référentiel d'évaluation millésime 08 (2023) </w:t>
+            </w:r>
+            <w:r>
+              <w:rPr>
+                <w:b/>
+                <w:i/>
+                <w:color w:val="8A6D1F"/>
+                <w:sz w:val="22"/>
+              </w:rPr>
+              <w:t>[À VÉRIFIER : documents à joindre — ceux transmis concernent l'ancienne version RNCP35646 de 2016]</w:t>
+            </w:r>
+          </w:p>
+        </w:tc>
+      </w:tr>
+      <w:tr>
+        <w:trPr>
+          <w:cantSplit w:val="true"/>
+        </w:trPr>
+        <w:tc>
+          <w:tcPr>
+            <w:tcW w:type="dxa" w:w="2551"/>
+            <w:shd w:val="clear" w:color="auto" w:fill="E8EEF7"/>
           </w:tcPr>
           <w:p>
             <w:r/>
@@ -238,7 +376,8 @@
         </w:tc>
         <w:tc>
           <w:tcPr>
-            <w:tcW w:type="dxa" w:w="6803"/>
+            <w:tcW w:type="dxa" w:w="7087"/>
+            <w:shd w:val="clear" w:color="auto" w:fill="E8EEF7"/>
           </w:tcPr>
           <w:p>
             <w:r/>
@@ -253,10 +392,12 @@
         </w:tc>
       </w:tr>
       <w:tr>
+        <w:trPr>
+          <w:cantSplit w:val="true"/>
+        </w:trPr>
         <w:tc>
           <w:tcPr>
-            <w:tcW w:type="dxa" w:w="2835"/>
-            <w:shd w:val="clear" w:color="auto" w:fill="F2F2F2"/>
+            <w:tcW w:type="dxa" w:w="2551"/>
           </w:tcPr>
           <w:p>
             <w:r/>
@@ -265,14 +406,13 @@
                 <w:b w:val="0"/>
                 <w:sz w:val="22"/>
               </w:rPr>
-              <w:t>Organisme de formation</w:t>
+              <w:t>Code NSF</w:t>
             </w:r>
           </w:p>
         </w:tc>
         <w:tc>
           <w:tcPr>
-            <w:tcW w:type="dxa" w:w="6803"/>
-            <w:shd w:val="clear" w:color="auto" w:fill="F2F2F2"/>
+            <w:tcW w:type="dxa" w:w="7087"/>
           </w:tcPr>
           <w:p>
             <w:r/>
@@ -281,15 +421,19 @@
                 <w:b w:val="0"/>
                 <w:sz w:val="22"/>
               </w:rPr>
-              <w:t>YEBA FORMATIONS — NDA 04973676397 — Qualiopi 25FOR02027.1 (catégorie : actions de formation)</w:t>
+              <w:t>310p — Spécialités plurivalentes des échanges et de la gestion</w:t>
             </w:r>
           </w:p>
         </w:tc>
       </w:tr>
       <w:tr>
+        <w:trPr>
+          <w:cantSplit w:val="true"/>
+        </w:trPr>
         <w:tc>
           <w:tcPr>
-            <w:tcW w:type="dxa" w:w="2835"/>
+            <w:tcW w:type="dxa" w:w="2551"/>
+            <w:shd w:val="clear" w:color="auto" w:fill="E8EEF7"/>
           </w:tcPr>
           <w:p>
             <w:r/>
@@ -298,13 +442,14 @@
                 <w:b w:val="0"/>
                 <w:sz w:val="22"/>
               </w:rPr>
-              <w:t>Centre d'examen</w:t>
+              <w:t>Formacodes</w:t>
             </w:r>
           </w:p>
         </w:tc>
         <w:tc>
           <w:tcPr>
-            <w:tcW w:type="dxa" w:w="6803"/>
+            <w:tcW w:type="dxa" w:w="7087"/>
+            <w:shd w:val="clear" w:color="auto" w:fill="E8EEF7"/>
           </w:tcPr>
           <w:p>
             <w:r/>
@@ -312,9 +457,43 @@
               <w:rPr>
                 <w:b w:val="0"/>
                 <w:sz w:val="22"/>
-                <w:highlight w:val="yellow"/>
               </w:rPr>
-              <w:t>[À COMPLÉTER : YEBA FORMATIONS si agrément DEETS obtenu pour ce titre, sinon centre agréé partenaire]</w:t>
+              <w:t>32094, 13175, 32008, 32047, 32048</w:t>
+            </w:r>
+          </w:p>
+        </w:tc>
+      </w:tr>
+      <w:tr>
+        <w:trPr>
+          <w:cantSplit w:val="true"/>
+        </w:trPr>
+        <w:tc>
+          <w:tcPr>
+            <w:tcW w:type="dxa" w:w="2551"/>
+          </w:tcPr>
+          <w:p>
+            <w:r/>
+            <w:r>
+              <w:rPr>
+                <w:b w:val="0"/>
+                <w:sz w:val="22"/>
+              </w:rPr>
+              <w:t>Organisme</w:t>
+            </w:r>
+          </w:p>
+        </w:tc>
+        <w:tc>
+          <w:tcPr>
+            <w:tcW w:type="dxa" w:w="7087"/>
+          </w:tcPr>
+          <w:p>
+            <w:r/>
+            <w:r>
+              <w:rPr>
+                <w:b w:val="0"/>
+                <w:sz w:val="22"/>
+              </w:rPr>
+              <w:t>YEBA FORMATIONS — Entreprise individuelle — SIRET 814 622 262 00032 — NDA 04973676397 — Qualiopi 25FOR02027.1</w:t>
             </w:r>
           </w:p>
         </w:tc>
@@ -326,7 +505,7 @@
         <w:pStyle w:val="Heading1"/>
       </w:pPr>
       <w:r>
-        <w:t>2. Public et conditions d'accès</w:t>
+        <w:t>2. Public, prérequis et admission</w:t>
       </w:r>
     </w:p>
     <w:p>
@@ -334,15 +513,7 @@
         <w:rPr>
           <w:b w:val="0"/>
         </w:rPr>
-        <w:t>Salariés en évolution vers une fonction de direction, créateurs et repreneurs d'entreprise, responsables associatifs, demandeurs d'emploi expérimentés (orientation France Travail), personnes en situation de handicap (parcours adapté).</w:t>
-      </w:r>
-    </w:p>
-    <w:p>
-      <w:pPr>
-        <w:pStyle w:val="Heading3"/>
-      </w:pPr>
-      <w:r>
-        <w:t>Prérequis et admission</w:t>
+        <w:t>Salariés en évolution vers une fonction de direction, créateurs et repreneurs d'entreprise, responsables associatifs, demandeurs d'emploi expérimentés, personnes en situation de handicap (parcours adapté).</w:t>
       </w:r>
     </w:p>
     <w:p>
@@ -353,7 +524,7 @@
         <w:rPr>
           <w:b w:val="0"/>
         </w:rPr>
-        <w:t>Aucun prérequis réglementaire fixé par le titre.</w:t>
+        <w:t>Aucun prérequis réglementaire n'est fixé par le titre.</w:t>
       </w:r>
     </w:p>
     <w:p>
@@ -364,7 +535,7 @@
         <w:rPr>
           <w:b w:val="0"/>
         </w:rPr>
-        <w:t>Critères d'admission YEBA FORMATIONS : expérience professionnelle d'au moins 2 ans (encadrement, gestion, commerce ou responsabilité associative) OU projet de création / reprise étayé ; niveau 4 recommandé.</w:t>
+        <w:t>Critères d'admission YEBA FORMATIONS : au moins 2 ans d'expérience professionnelle (encadrement, gestion, commerce ou responsabilité associative) OU projet de création ou de reprise étayé ; niveau 4 conseillé.</w:t>
       </w:r>
     </w:p>
     <w:p>
@@ -375,7 +546,7 @@
         <w:rPr>
           <w:b w:val="0"/>
         </w:rPr>
-        <w:t>Validation par : information collective + test de positionnement (expression écrite, calculs de gestion) + entretien individuel de motivation.</w:t>
+        <w:t>Admission après : information collective, positionnement et entretien individuel de motivation.</w:t>
       </w:r>
     </w:p>
     <w:p>
@@ -394,20 +565,7 @@
         <w:rPr>
           <w:b w:val="0"/>
         </w:rPr>
-        <w:t xml:space="preserve">Information collective : </w:t>
-      </w:r>
-      <w:r>
-        <w:rPr>
-          <w:b w:val="0"/>
-          <w:highlight w:val="yellow"/>
-        </w:rPr>
-        <w:t>[À COMPLÉTER : dates]</w:t>
-      </w:r>
-      <w:r>
-        <w:rPr>
-          <w:b w:val="0"/>
-        </w:rPr>
-        <w:t xml:space="preserve"> ; réponse à la candidature sous 10 jours ouvrés après l'entretien.</w:t>
+        <w:t>Informations collectives : au moins deux, entre 3 et 1 mois avant le démarrage.</w:t>
       </w:r>
     </w:p>
     <w:p>
@@ -418,20 +576,7 @@
         <w:rPr>
           <w:b w:val="0"/>
         </w:rPr>
-        <w:t xml:space="preserve">Financement CPF : respect du délai minimal imposé par Mon Compte Formation entre la proposition et l'entrée en formation </w:t>
-      </w:r>
-      <w:r>
-        <w:rPr>
-          <w:b w:val="0"/>
-          <w:highlight w:val="yellow"/>
-        </w:rPr>
-        <w:t>[À VÉRIFIER : délai en vigueur sur EDOF]</w:t>
-      </w:r>
-      <w:r>
-        <w:rPr>
-          <w:b w:val="0"/>
-        </w:rPr>
-        <w:t>.</w:t>
+        <w:t>Réponse écrite à chaque candidature sous 10 jours ouvrés après l'entretien.</w:t>
       </w:r>
     </w:p>
     <w:p>
@@ -442,14 +587,26 @@
         <w:rPr>
           <w:b w:val="0"/>
         </w:rPr>
-        <w:t xml:space="preserve">Financement France Travail (AIF) : dépôt du devis sur KAIROS au moins 15 jours avant le démarrage </w:t>
+        <w:t>Inscription possible jusqu'à 10 jours ouvrés avant le démarrage, sous réserve de places et de financement.</w:t>
+      </w:r>
+    </w:p>
+    <w:p>
+      <w:pPr>
+        <w:pStyle w:val="ListBullet"/>
+      </w:pPr>
+      <w:r>
+        <w:rPr>
+          <w:b w:val="0"/>
+        </w:rPr>
+        <w:t xml:space="preserve">Financement CPF : respect du délai imposé par Mon Compte Formation entre la proposition et l'entrée </w:t>
       </w:r>
       <w:r>
         <w:rPr>
-          <w:b w:val="0"/>
-          <w:highlight w:val="yellow"/>
+          <w:b/>
+          <w:i/>
+          <w:color w:val="8A6D1F"/>
         </w:rPr>
-        <w:t>[À VÉRIFIER : délai local France Travail Réunion]</w:t>
+        <w:t>[À VÉRIFIER : délai en vigueur]</w:t>
       </w:r>
       <w:r>
         <w:rPr>
@@ -463,7 +620,15 @@
         <w:pStyle w:val="Heading1"/>
       </w:pPr>
       <w:r>
-        <w:t>3. Objectifs — compétences visées</w:t>
+        <w:t>3. Objectifs de la formation</w:t>
+      </w:r>
+    </w:p>
+    <w:p>
+      <w:r>
+        <w:rPr>
+          <w:b w:val="0"/>
+        </w:rPr>
+        <w:t>À l'issue de la formation, le stagiaire est capable d'exercer l'emploi de responsable de petite ou moyenne structure et de se présenter aux épreuves du titre professionnel. Les objectifs reprennent les compétences professionnelles du référentiel :</w:t>
       </w:r>
     </w:p>
     <w:p>
@@ -471,7 +636,7 @@
         <w:pStyle w:val="Heading3"/>
       </w:pPr>
       <w:r>
-        <w:t>CCP1 — RNCP38575BC01 : Diriger une structure avec une équipe</w:t>
+        <w:t>CCP1 — Diriger une structure avec une équipe</w:t>
       </w:r>
     </w:p>
     <w:p>
@@ -482,7 +647,7 @@
         <w:rPr>
           <w:b w:val="0"/>
         </w:rPr>
-        <w:t>Développer une vision systémique de la structure — Analyser une structure dans son environnement et ses interactions.</w:t>
+        <w:t>Développer une vision systémique de la structure dans son environnement : Analyser la structure, sa gouvernance et ses interactions avec son environnement.</w:t>
       </w:r>
     </w:p>
     <w:p>
@@ -493,7 +658,7 @@
         <w:rPr>
           <w:b w:val="0"/>
         </w:rPr>
-        <w:t>Inscrire la structure dans son territoire — Positionner la structure dans l'écosystème local et ses réseaux.</w:t>
+        <w:t>Inscrire la structure dans son territoire : Positionner la structure dans son écosystème et développer ses partenariats.</w:t>
       </w:r>
     </w:p>
     <w:p>
@@ -504,7 +669,7 @@
         <w:rPr>
           <w:b w:val="0"/>
         </w:rPr>
-        <w:t>Manager et animer une équipe — Diriger au quotidien une équipe en respectant le droit du travail et la QVCT.</w:t>
+        <w:t>Manager et animer une équipe : Diriger une équipe au quotidien dans le respect du droit du travail et de la QVCT.</w:t>
       </w:r>
     </w:p>
     <w:p>
@@ -512,7 +677,7 @@
         <w:pStyle w:val="Heading3"/>
       </w:pPr>
       <w:r>
-        <w:t>CCP2 — RNCP38575BC02 : Mettre en œuvre l'objet social de la structure</w:t>
+        <w:t>CCP2 — Mettre en œuvre l'objet social de la structure</w:t>
       </w:r>
     </w:p>
     <w:p>
@@ -523,7 +688,7 @@
         <w:rPr>
           <w:b w:val="0"/>
         </w:rPr>
-        <w:t>Adapter l'offre de la structure à la demande — Analyser le marché et faire évoluer l'offre de biens et services.</w:t>
+        <w:t>Adapter l'offre de la structure à la demande : Analyser le marché et faire évoluer l'offre de biens et de services.</w:t>
       </w:r>
     </w:p>
     <w:p>
@@ -534,7 +699,7 @@
         <w:rPr>
           <w:b w:val="0"/>
         </w:rPr>
-        <w:t>Organiser et développer la diffusion de l'offre — Construire et piloter un plan d'action commercial.</w:t>
+        <w:t>Organiser et développer la diffusion de l'offre : Construire et piloter un plan d'action commercial.</w:t>
       </w:r>
     </w:p>
     <w:p>
@@ -545,7 +710,7 @@
         <w:rPr>
           <w:b w:val="0"/>
         </w:rPr>
-        <w:t>Organiser la production — Organiser la production de biens ou de services avec qualité et efficience.</w:t>
+        <w:t>Organiser la production : Organiser la production de biens ou de services avec qualité et efficience.</w:t>
       </w:r>
     </w:p>
     <w:p>
@@ -553,7 +718,7 @@
         <w:pStyle w:val="Heading3"/>
       </w:pPr>
       <w:r>
-        <w:t>CCP3 — RNCP38575BC03 : Établir et présenter un rapport d'activité de la structure</w:t>
+        <w:t>CCP3 — Établir et présenter un rapport d'activité de la structure</w:t>
       </w:r>
     </w:p>
     <w:p>
@@ -564,7 +729,7 @@
         <w:rPr>
           <w:b w:val="0"/>
         </w:rPr>
-        <w:t>Analyser le bilan de la structure — Lire et interpréter un bilan.</w:t>
+        <w:t>Analyser le bilan de la structure : Lire et interpréter le bilan d'une structure.</w:t>
       </w:r>
     </w:p>
     <w:p>
@@ -575,7 +740,7 @@
         <w:rPr>
           <w:b w:val="0"/>
         </w:rPr>
-        <w:t>Analyser le compte de résultat de la structure — Interpréter le compte de résultat et piloter la rentabilité.</w:t>
+        <w:t>Analyser le compte de résultat de la structure : Interpréter le compte de résultat et piloter la rentabilité.</w:t>
       </w:r>
     </w:p>
     <w:p>
@@ -586,7 +751,7 @@
         <w:rPr>
           <w:b w:val="0"/>
         </w:rPr>
-        <w:t>Rédiger le rapport d'activité de la structure — Produire et présenter un rapport d'activité clair à la gouvernance.</w:t>
+        <w:t>Rédiger le rapport d'activité de la structure : Produire et présenter un rapport d'activité clair à la gouvernance.</w:t>
       </w:r>
     </w:p>
     <w:p>
@@ -594,7 +759,7 @@
         <w:pStyle w:val="Heading3"/>
       </w:pPr>
       <w:r>
-        <w:t>Compétences transversales (plus-value YEBA FORMATIONS)</w:t>
+        <w:t>Compétences complémentaires (plus-value YEBA FORMATIONS)</w:t>
       </w:r>
     </w:p>
     <w:p>
@@ -605,7 +770,7 @@
         <w:rPr>
           <w:b w:val="0"/>
         </w:rPr>
-        <w:t>Accueil, intégration et positionnement (14 h)</w:t>
+        <w:t>Accueil, intégration et positionnement (14 h) : Comprendre le parcours, ses règles et ses exigences, et choisir son projet fil rouge.</w:t>
       </w:r>
     </w:p>
     <w:p>
@@ -616,7 +781,7 @@
         <w:rPr>
           <w:b w:val="0"/>
         </w:rPr>
-        <w:t>IA, données et gouvernance du dirigeant (module distinctif YEBA) (42 h)</w:t>
+        <w:t>Préparer la période en entreprise (14 h) : Trouver la structure d'accueil et préparer la collecte des éléments du dossier de projet.</w:t>
       </w:r>
     </w:p>
     <w:p>
@@ -627,7 +792,7 @@
         <w:rPr>
           <w:b w:val="0"/>
         </w:rPr>
-        <w:t>Anglais professionnel de base (14 h)</w:t>
+        <w:t>Anglais professionnel de base (14 h) : Répondre à des demandes simples d'un interlocuteur anglophone.</w:t>
       </w:r>
     </w:p>
     <w:p>
@@ -638,7 +803,7 @@
         <w:rPr>
           <w:b w:val="0"/>
         </w:rPr>
-        <w:t>Dossier de projet, dossier professionnel et diaporama (21 h)</w:t>
+        <w:t>Bilan individuel de mi-parcours (7 h) : Faire le point sur sa progression, ses freins et son projet avant la période en entreprise.</w:t>
       </w:r>
     </w:p>
     <w:p>
@@ -649,7 +814,7 @@
         <w:rPr>
           <w:b w:val="0"/>
         </w:rPr>
-        <w:t>Préparation de la période en entreprise et insertion (14 h)</w:t>
+        <w:t>IA, données et gouvernance du dirigeant (42 h) : Piloter l'usage de l'IA dans une petite structure de façon rentable et conforme.</w:t>
       </w:r>
     </w:p>
     <w:p>
@@ -660,7 +825,7 @@
         <w:rPr>
           <w:b w:val="0"/>
         </w:rPr>
-        <w:t>Entraînement à l'épreuve du titre (14 h)</w:t>
+        <w:t>Dossier de projet, dossier professionnel et diaporama (21 h) : Finaliser le dossier de projet, le diaporama et le dossier professionnel.</w:t>
       </w:r>
     </w:p>
     <w:p>
@@ -671,7 +836,7 @@
         <w:rPr>
           <w:b w:val="0"/>
         </w:rPr>
-        <w:t>Suivi individuel et prévention du décrochage (7 h)</w:t>
+        <w:t>Entraînement à l'épreuve du titre (14 h) : Présenter son projet et répondre au jury avec aisance.</w:t>
       </w:r>
     </w:p>
     <w:p>
@@ -679,7 +844,7 @@
         <w:pStyle w:val="Heading1"/>
       </w:pPr>
       <w:r>
-        <w:t>4. Durée, rythme et organisation</w:t>
+        <w:t>4. Durée, dates, horaires et lieu</w:t>
       </w:r>
     </w:p>
     <w:tbl>
@@ -691,8 +856,8 @@
         <w:tblLook w:firstColumn="1" w:firstRow="1" w:lastColumn="0" w:lastRow="0" w:noHBand="0" w:noVBand="1" w:val="04A0"/>
       </w:tblPr>
       <w:tblGrid>
-        <w:gridCol w:w="2835"/>
-        <w:gridCol w:w="6804"/>
+        <w:gridCol w:w="2551"/>
+        <w:gridCol w:w="7087"/>
       </w:tblGrid>
       <w:tr>
         <w:trPr>
@@ -700,7 +865,7 @@
         </w:trPr>
         <w:tc>
           <w:tcPr>
-            <w:tcW w:type="dxa" w:w="2835"/>
+            <w:tcW w:type="dxa" w:w="2551"/>
             <w:shd w:val="clear" w:color="auto" w:fill="1B3A6B"/>
           </w:tcPr>
           <w:p>
@@ -717,7 +882,7 @@
         </w:tc>
         <w:tc>
           <w:tcPr>
-            <w:tcW w:type="dxa" w:w="6803"/>
+            <w:tcW w:type="dxa" w:w="7087"/>
             <w:shd w:val="clear" w:color="auto" w:fill="1B3A6B"/>
           </w:tcPr>
           <w:p>
@@ -734,9 +899,12 @@
         </w:tc>
       </w:tr>
       <w:tr>
+        <w:trPr>
+          <w:cantSplit w:val="true"/>
+        </w:trPr>
         <w:tc>
           <w:tcPr>
-            <w:tcW w:type="dxa" w:w="2835"/>
+            <w:tcW w:type="dxa" w:w="2551"/>
           </w:tcPr>
           <w:p>
             <w:r/>
@@ -751,7 +919,7 @@
         </w:tc>
         <w:tc>
           <w:tcPr>
-            <w:tcW w:type="dxa" w:w="6803"/>
+            <w:tcW w:type="dxa" w:w="7087"/>
           </w:tcPr>
           <w:p>
             <w:r/>
@@ -760,16 +928,19 @@
                 <w:b w:val="0"/>
                 <w:sz w:val="22"/>
               </w:rPr>
-              <w:t>595 heures</w:t>
+              <w:t>595 heures (85 jours de 7 h)</w:t>
             </w:r>
           </w:p>
         </w:tc>
       </w:tr>
       <w:tr>
+        <w:trPr>
+          <w:cantSplit w:val="true"/>
+        </w:trPr>
         <w:tc>
           <w:tcPr>
-            <w:tcW w:type="dxa" w:w="2835"/>
-            <w:shd w:val="clear" w:color="auto" w:fill="F2F2F2"/>
+            <w:tcW w:type="dxa" w:w="2551"/>
+            <w:shd w:val="clear" w:color="auto" w:fill="E8EEF7"/>
           </w:tcPr>
           <w:p>
             <w:r/>
@@ -784,8 +955,8 @@
         </w:tc>
         <w:tc>
           <w:tcPr>
-            <w:tcW w:type="dxa" w:w="6803"/>
-            <w:shd w:val="clear" w:color="auto" w:fill="F2F2F2"/>
+            <w:tcW w:type="dxa" w:w="7087"/>
+            <w:shd w:val="clear" w:color="auto" w:fill="E8EEF7"/>
           </w:tcPr>
           <w:p>
             <w:r/>
@@ -794,23 +965,18 @@
                 <w:b w:val="0"/>
                 <w:sz w:val="22"/>
               </w:rPr>
-              <w:t xml:space="preserve">210 heures — </w:t>
-            </w:r>
-            <w:r>
-              <w:rPr>
-                <w:b w:val="0"/>
-                <w:sz w:val="22"/>
-                <w:highlight w:val="yellow"/>
-              </w:rPr>
-              <w:t>[À VÉRIFIER : 210 h minimum selon plusieurs organismes (icademie.com, etudis.net) — à confirmer dans l'arrêté du 5 décembre 2023 / référentiel de certification avant diffusion]</w:t>
+              <w:t>210 heures — 210 h minimum — référentiel d'évaluation RPMS v08 (21/12/2023), cité par plusieurs organismes ; à confirmer sur le document officiel</w:t>
             </w:r>
           </w:p>
         </w:tc>
       </w:tr>
       <w:tr>
+        <w:trPr>
+          <w:cantSplit w:val="true"/>
+        </w:trPr>
         <w:tc>
           <w:tcPr>
-            <w:tcW w:type="dxa" w:w="2835"/>
+            <w:tcW w:type="dxa" w:w="2551"/>
           </w:tcPr>
           <w:p>
             <w:r/>
@@ -819,13 +985,13 @@
                 <w:b w:val="0"/>
                 <w:sz w:val="22"/>
               </w:rPr>
-              <w:t>Durée totale du parcours</w:t>
+              <w:t>Durée totale</w:t>
             </w:r>
           </w:p>
         </w:tc>
         <w:tc>
           <w:tcPr>
-            <w:tcW w:type="dxa" w:w="6803"/>
+            <w:tcW w:type="dxa" w:w="7087"/>
           </w:tcPr>
           <w:p>
             <w:r/>
@@ -834,16 +1000,19 @@
                 <w:b w:val="0"/>
                 <w:sz w:val="22"/>
               </w:rPr>
-              <w:t>805 heures (hors session d'examen)</w:t>
+              <w:t>805 heures, hors session d'examen</w:t>
             </w:r>
           </w:p>
         </w:tc>
       </w:tr>
       <w:tr>
+        <w:trPr>
+          <w:cantSplit w:val="true"/>
+        </w:trPr>
         <w:tc>
           <w:tcPr>
-            <w:tcW w:type="dxa" w:w="2835"/>
-            <w:shd w:val="clear" w:color="auto" w:fill="F2F2F2"/>
+            <w:tcW w:type="dxa" w:w="2551"/>
+            <w:shd w:val="clear" w:color="auto" w:fill="E8EEF7"/>
           </w:tcPr>
           <w:p>
             <w:r/>
@@ -852,14 +1021,14 @@
                 <w:b w:val="0"/>
                 <w:sz w:val="22"/>
               </w:rPr>
-              <w:t>Rythme</w:t>
+              <w:t>Dates proposées</w:t>
             </w:r>
           </w:p>
         </w:tc>
         <w:tc>
           <w:tcPr>
-            <w:tcW w:type="dxa" w:w="6803"/>
-            <w:shd w:val="clear" w:color="auto" w:fill="F2F2F2"/>
+            <w:tcW w:type="dxa" w:w="7087"/>
+            <w:shd w:val="clear" w:color="auto" w:fill="E8EEF7"/>
           </w:tcPr>
           <w:p>
             <w:r/>
@@ -868,23 +1037,99 @@
                 <w:b w:val="0"/>
                 <w:sz w:val="22"/>
               </w:rPr>
-              <w:t xml:space="preserve">35 h / semaine — </w:t>
-            </w:r>
-            <w:r>
-              <w:rPr>
-                <w:b w:val="0"/>
-                <w:sz w:val="22"/>
-                <w:highlight w:val="yellow"/>
-              </w:rPr>
-              <w:t>[À COMPLÉTER : horaires, ex. 8 h 00 – 12 h 00 / 13 h 00 – 16 h 00]</w:t>
+              <w:t>du lundi 6 septembre 2027 au mardi 29 février 2028</w:t>
             </w:r>
           </w:p>
         </w:tc>
       </w:tr>
       <w:tr>
+        <w:trPr>
+          <w:cantSplit w:val="true"/>
+        </w:trPr>
         <w:tc>
           <w:tcPr>
-            <w:tcW w:type="dxa" w:w="2835"/>
+            <w:tcW w:type="dxa" w:w="2551"/>
+          </w:tcPr>
+          <w:p>
+            <w:r/>
+            <w:r>
+              <w:rPr>
+                <w:b w:val="0"/>
+                <w:sz w:val="22"/>
+              </w:rPr>
+              <w:t>Session d'examen</w:t>
+            </w:r>
+          </w:p>
+        </w:tc>
+        <w:tc>
+          <w:tcPr>
+            <w:tcW w:type="dxa" w:w="7087"/>
+          </w:tcPr>
+          <w:p>
+            <w:r/>
+            <w:r>
+              <w:rPr>
+                <w:b w:val="0"/>
+                <w:sz w:val="22"/>
+              </w:rPr>
+              <w:t xml:space="preserve">semaine du 06/03/2028 au 10/03/2028 </w:t>
+            </w:r>
+            <w:r>
+              <w:rPr>
+                <w:b/>
+                <w:i/>
+                <w:color w:val="8A6D1F"/>
+                <w:sz w:val="22"/>
+              </w:rPr>
+              <w:t>[À VÉRIFIER : date fixée avec la DEETS ou le centre agréé]</w:t>
+            </w:r>
+          </w:p>
+        </w:tc>
+      </w:tr>
+      <w:tr>
+        <w:trPr>
+          <w:cantSplit w:val="true"/>
+        </w:trPr>
+        <w:tc>
+          <w:tcPr>
+            <w:tcW w:type="dxa" w:w="2551"/>
+            <w:shd w:val="clear" w:color="auto" w:fill="E8EEF7"/>
+          </w:tcPr>
+          <w:p>
+            <w:r/>
+            <w:r>
+              <w:rPr>
+                <w:b w:val="0"/>
+                <w:sz w:val="22"/>
+              </w:rPr>
+              <w:t>Horaires</w:t>
+            </w:r>
+          </w:p>
+        </w:tc>
+        <w:tc>
+          <w:tcPr>
+            <w:tcW w:type="dxa" w:w="7087"/>
+            <w:shd w:val="clear" w:color="auto" w:fill="E8EEF7"/>
+          </w:tcPr>
+          <w:p>
+            <w:r/>
+            <w:r>
+              <w:rPr>
+                <w:b w:val="0"/>
+                <w:sz w:val="22"/>
+              </w:rPr>
+              <w:t>8 h 00 – 16 h 00 — matin 8 h 00 – 12 h 00 (4 h), après-midi 13 h 00 – 16 h 00 (3 h)</w:t>
+            </w:r>
+          </w:p>
+        </w:tc>
+      </w:tr>
+      <w:tr>
+        <w:trPr>
+          <w:cantSplit w:val="true"/>
+        </w:trPr>
+        <w:tc>
+          <w:tcPr>
+            <w:tcW w:type="dxa" w:w="2551"/>
           </w:tcPr>
           <w:p>
             <w:r/>
@@ -899,26 +1144,7 @@
         </w:tc>
         <w:tc>
           <w:tcPr>
-            <w:tcW w:type="dxa" w:w="6803"/>
-          </w:tcPr>
-          <w:p>
-            <w:r/>
-            <w:r>
-              <w:rPr>
-                <w:b w:val="0"/>
-                <w:sz w:val="22"/>
-                <w:highlight w:val="yellow"/>
-              </w:rPr>
-              <w:t>[À COMPLÉTER : ex. 15 min le matin, 15 min l'après-midi]</w:t>
-            </w:r>
-          </w:p>
-        </w:tc>
-      </w:tr>
-      <w:tr>
-        <w:tc>
-          <w:tcPr>
-            <w:tcW w:type="dxa" w:w="2835"/>
-            <w:shd w:val="clear" w:color="auto" w:fill="F2F2F2"/>
+            <w:tcW w:type="dxa" w:w="7087"/>
           </w:tcPr>
           <w:p>
             <w:r/>
@@ -927,32 +1153,19 @@
                 <w:b w:val="0"/>
                 <w:sz w:val="22"/>
               </w:rPr>
-              <w:t>Dates de session</w:t>
-            </w:r>
-          </w:p>
-        </w:tc>
-        <w:tc>
-          <w:tcPr>
-            <w:tcW w:type="dxa" w:w="6803"/>
-            <w:shd w:val="clear" w:color="auto" w:fill="F2F2F2"/>
-          </w:tcPr>
-          <w:p>
-            <w:r/>
-            <w:r>
-              <w:rPr>
-                <w:b w:val="0"/>
-                <w:sz w:val="22"/>
-                <w:highlight w:val="yellow"/>
-              </w:rPr>
-              <w:t>[À COMPLÉTER : date de début — date de fin]</w:t>
+              <w:t>10 h 00 – 10 h 15 et 15 h 00 – 15 h 15 ; déjeuner 12 h 00 – 13 h 00 (non comptée dans la durée de formation)</w:t>
             </w:r>
           </w:p>
         </w:tc>
       </w:tr>
       <w:tr>
+        <w:trPr>
+          <w:cantSplit w:val="true"/>
+        </w:trPr>
         <w:tc>
           <w:tcPr>
-            <w:tcW w:type="dxa" w:w="2835"/>
+            <w:tcW w:type="dxa" w:w="2551"/>
+            <w:shd w:val="clear" w:color="auto" w:fill="E8EEF7"/>
           </w:tcPr>
           <w:p>
             <w:r/>
@@ -967,7 +1180,8 @@
         </w:tc>
         <w:tc>
           <w:tcPr>
-            <w:tcW w:type="dxa" w:w="6803"/>
+            <w:tcW w:type="dxa" w:w="7087"/>
+            <w:shd w:val="clear" w:color="auto" w:fill="E8EEF7"/>
           </w:tcPr>
           <w:p>
             <w:r/>
@@ -975,18 +1189,57 @@
               <w:rPr>
                 <w:b w:val="0"/>
                 <w:sz w:val="22"/>
-                <w:highlight w:val="yellow"/>
               </w:rPr>
-              <w:t>[À COMPLÉTER : adresse des locaux ; accessibilité PMR]</w:t>
+              <w:t>Secrétariat Center — 7 rue Henri Cornu — 97490 Saint-Denis</w:t>
             </w:r>
           </w:p>
         </w:tc>
       </w:tr>
       <w:tr>
+        <w:trPr>
+          <w:cantSplit w:val="true"/>
+        </w:trPr>
         <w:tc>
           <w:tcPr>
-            <w:tcW w:type="dxa" w:w="2835"/>
-            <w:shd w:val="clear" w:color="auto" w:fill="F2F2F2"/>
+            <w:tcW w:type="dxa" w:w="2551"/>
+          </w:tcPr>
+          <w:p>
+            <w:r/>
+            <w:r>
+              <w:rPr>
+                <w:b w:val="0"/>
+                <w:sz w:val="22"/>
+              </w:rPr>
+              <w:t>Accessibilité</w:t>
+            </w:r>
+          </w:p>
+        </w:tc>
+        <w:tc>
+          <w:tcPr>
+            <w:tcW w:type="dxa" w:w="7087"/>
+          </w:tcPr>
+          <w:p>
+            <w:r/>
+            <w:r>
+              <w:rPr>
+                <w:b/>
+                <w:i/>
+                <w:color w:val="8A6D1F"/>
+                <w:sz w:val="22"/>
+              </w:rPr>
+              <w:t>[À VÉRIFIER : accès PMR, toilettes adaptées et salle de pause du Secrétariat Center]</w:t>
+            </w:r>
+          </w:p>
+        </w:tc>
+      </w:tr>
+      <w:tr>
+        <w:trPr>
+          <w:cantSplit w:val="true"/>
+        </w:trPr>
+        <w:tc>
+          <w:tcPr>
+            <w:tcW w:type="dxa" w:w="2551"/>
+            <w:shd w:val="clear" w:color="auto" w:fill="E8EEF7"/>
           </w:tcPr>
           <w:p>
             <w:r/>
@@ -1001,26 +1254,30 @@
         </w:tc>
         <w:tc>
           <w:tcPr>
-            <w:tcW w:type="dxa" w:w="6803"/>
-            <w:shd w:val="clear" w:color="auto" w:fill="F2F2F2"/>
+            <w:tcW w:type="dxa" w:w="7087"/>
+            <w:shd w:val="clear" w:color="auto" w:fill="E8EEF7"/>
           </w:tcPr>
           <w:p>
             <w:r/>
             <w:r>
               <w:rPr>
-                <w:b w:val="0"/>
+                <w:b/>
+                <w:i/>
+                <w:color w:val="8A6D1F"/>
                 <w:sz w:val="22"/>
-                <w:highlight w:val="yellow"/>
               </w:rPr>
-              <w:t>[À COMPLÉTER : minimum / maximum, ex. 8 à 14 stagiaires]</w:t>
+              <w:t>[À COMPLÉTER : minimum et maximum, par exemple 8 à 12 stagiaires]</w:t>
             </w:r>
           </w:p>
         </w:tc>
       </w:tr>
       <w:tr>
+        <w:trPr>
+          <w:cantSplit w:val="true"/>
+        </w:trPr>
         <w:tc>
           <w:tcPr>
-            <w:tcW w:type="dxa" w:w="2835"/>
+            <w:tcW w:type="dxa" w:w="2551"/>
           </w:tcPr>
           <w:p>
             <w:r/>
@@ -1035,7 +1292,7 @@
         </w:tc>
         <w:tc>
           <w:tcPr>
-            <w:tcW w:type="dxa" w:w="6803"/>
+            <w:tcW w:type="dxa" w:w="7087"/>
           </w:tcPr>
           <w:p>
             <w:r/>
@@ -1044,56 +1301,7 @@
                 <w:b w:val="0"/>
                 <w:sz w:val="22"/>
               </w:rPr>
-              <w:t xml:space="preserve">Présentiel (possibilité de modules à distance synchrones : </w:t>
-            </w:r>
-            <w:r>
-              <w:rPr>
-                <w:b w:val="0"/>
-                <w:sz w:val="22"/>
-                <w:highlight w:val="yellow"/>
-              </w:rPr>
-              <w:t>[À COMPLÉTER]</w:t>
-            </w:r>
-            <w:r>
-              <w:rPr>
-                <w:b w:val="0"/>
-                <w:sz w:val="22"/>
-              </w:rPr>
-              <w:t>)</w:t>
-            </w:r>
-          </w:p>
-        </w:tc>
-      </w:tr>
-      <w:tr>
-        <w:tc>
-          <w:tcPr>
-            <w:tcW w:type="dxa" w:w="2835"/>
-            <w:shd w:val="clear" w:color="auto" w:fill="F2F2F2"/>
-          </w:tcPr>
-          <w:p>
-            <w:r/>
-            <w:r>
-              <w:rPr>
-                <w:b w:val="0"/>
-                <w:sz w:val="22"/>
-              </w:rPr>
-              <w:t>Épreuves du titre</w:t>
-            </w:r>
-          </w:p>
-        </w:tc>
-        <w:tc>
-          <w:tcPr>
-            <w:tcW w:type="dxa" w:w="6803"/>
-            <w:shd w:val="clear" w:color="auto" w:fill="F2F2F2"/>
-          </w:tcPr>
-          <w:p>
-            <w:r/>
-            <w:r>
-              <w:rPr>
-                <w:b w:val="0"/>
-                <w:sz w:val="22"/>
-              </w:rPr>
-              <w:t>1 h 35 par candidat (présentation d'un projet réalisé en amont 45 min + entretien technique 30 min + entretien final 20 min)</w:t>
+              <w:t>Présentiel</w:t>
             </w:r>
           </w:p>
         </w:tc>
@@ -1105,7 +1313,7 @@
         <w:pStyle w:val="Heading1"/>
       </w:pPr>
       <w:r>
-        <w:t>5. Contenu (modules et volumes horaires)</w:t>
+        <w:t>5. Contenu</w:t>
       </w:r>
     </w:p>
     <w:tbl>
@@ -1117,9 +1325,9 @@
         <w:tblLook w:firstColumn="1" w:firstRow="1" w:lastColumn="0" w:lastRow="0" w:noHBand="0" w:noVBand="1" w:val="04A0"/>
       </w:tblPr>
       <w:tblGrid>
-        <w:gridCol w:w="907"/>
-        <w:gridCol w:w="5670"/>
-        <w:gridCol w:w="1701"/>
+        <w:gridCol w:w="1020"/>
+        <w:gridCol w:w="5216"/>
+        <w:gridCol w:w="2154"/>
         <w:gridCol w:w="1247"/>
       </w:tblGrid>
       <w:tr>
@@ -1128,7 +1336,7 @@
         </w:trPr>
         <w:tc>
           <w:tcPr>
-            <w:tcW w:type="dxa" w:w="907"/>
+            <w:tcW w:type="dxa" w:w="1020"/>
             <w:shd w:val="clear" w:color="auto" w:fill="1B3A6B"/>
           </w:tcPr>
           <w:p>
@@ -1145,7 +1353,7 @@
         </w:tc>
         <w:tc>
           <w:tcPr>
-            <w:tcW w:type="dxa" w:w="5669"/>
+            <w:tcW w:type="dxa" w:w="5216"/>
             <w:shd w:val="clear" w:color="auto" w:fill="1B3A6B"/>
           </w:tcPr>
           <w:p>
@@ -1162,7 +1370,7 @@
         </w:tc>
         <w:tc>
           <w:tcPr>
-            <w:tcW w:type="dxa" w:w="1701"/>
+            <w:tcW w:type="dxa" w:w="2154"/>
             <w:shd w:val="clear" w:color="auto" w:fill="1B3A6B"/>
           </w:tcPr>
           <w:p>
@@ -1173,7 +1381,7 @@
                 <w:color w:val="FFFFFF"/>
                 <w:sz w:val="22"/>
               </w:rPr>
-              <w:t>Bloc</w:t>
+              <w:t>Rattachement</w:t>
             </w:r>
           </w:p>
         </w:tc>
@@ -1196,9 +1404,12 @@
         </w:tc>
       </w:tr>
       <w:tr>
+        <w:trPr>
+          <w:cantSplit w:val="true"/>
+        </w:trPr>
         <w:tc>
           <w:tcPr>
-            <w:tcW w:type="dxa" w:w="907"/>
+            <w:tcW w:type="dxa" w:w="1020"/>
           </w:tcPr>
           <w:p>
             <w:r/>
@@ -1213,7 +1424,7 @@
         </w:tc>
         <w:tc>
           <w:tcPr>
-            <w:tcW w:type="dxa" w:w="5669"/>
+            <w:tcW w:type="dxa" w:w="5216"/>
           </w:tcPr>
           <w:p>
             <w:r/>
@@ -1228,7 +1439,7 @@
         </w:tc>
         <w:tc>
           <w:tcPr>
-            <w:tcW w:type="dxa" w:w="1701"/>
+            <w:tcW w:type="dxa" w:w="2154"/>
           </w:tcPr>
           <w:p>
             <w:r/>
@@ -1258,10 +1469,13 @@
         </w:tc>
       </w:tr>
       <w:tr>
+        <w:trPr>
+          <w:cantSplit w:val="true"/>
+        </w:trPr>
         <w:tc>
           <w:tcPr>
-            <w:tcW w:type="dxa" w:w="907"/>
-            <w:shd w:val="clear" w:color="auto" w:fill="F2F2F2"/>
+            <w:tcW w:type="dxa" w:w="1020"/>
+            <w:shd w:val="clear" w:color="auto" w:fill="E8EEF7"/>
           </w:tcPr>
           <w:p>
             <w:r/>
@@ -1276,8 +1490,8 @@
         </w:tc>
         <w:tc>
           <w:tcPr>
-            <w:tcW w:type="dxa" w:w="5669"/>
-            <w:shd w:val="clear" w:color="auto" w:fill="F2F2F2"/>
+            <w:tcW w:type="dxa" w:w="5216"/>
+            <w:shd w:val="clear" w:color="auto" w:fill="E8EEF7"/>
           </w:tcPr>
           <w:p>
             <w:r/>
@@ -1286,14 +1500,14 @@
                 <w:b w:val="0"/>
                 <w:sz w:val="22"/>
               </w:rPr>
-              <w:t>Développer une vision systémique de la structure</w:t>
+              <w:t>Développer une vision systémique de la structure dans son environnement</w:t>
             </w:r>
           </w:p>
         </w:tc>
         <w:tc>
           <w:tcPr>
-            <w:tcW w:type="dxa" w:w="1701"/>
-            <w:shd w:val="clear" w:color="auto" w:fill="F2F2F2"/>
+            <w:tcW w:type="dxa" w:w="2154"/>
+            <w:shd w:val="clear" w:color="auto" w:fill="E8EEF7"/>
           </w:tcPr>
           <w:p>
             <w:r/>
@@ -1302,14 +1516,14 @@
                 <w:b w:val="0"/>
                 <w:sz w:val="22"/>
               </w:rPr>
-              <w:t>CCP1</w:t>
+              <w:t>CCP1 — CP1</w:t>
             </w:r>
           </w:p>
         </w:tc>
         <w:tc>
           <w:tcPr>
             <w:tcW w:type="dxa" w:w="1247"/>
-            <w:shd w:val="clear" w:color="auto" w:fill="F2F2F2"/>
+            <w:shd w:val="clear" w:color="auto" w:fill="E8EEF7"/>
           </w:tcPr>
           <w:p>
             <w:r/>
@@ -1324,9 +1538,12 @@
         </w:tc>
       </w:tr>
       <w:tr>
+        <w:trPr>
+          <w:cantSplit w:val="true"/>
+        </w:trPr>
         <w:tc>
           <w:tcPr>
-            <w:tcW w:type="dxa" w:w="907"/>
+            <w:tcW w:type="dxa" w:w="1020"/>
           </w:tcPr>
           <w:p>
             <w:r/>
@@ -1341,7 +1558,7 @@
         </w:tc>
         <w:tc>
           <w:tcPr>
-            <w:tcW w:type="dxa" w:w="5669"/>
+            <w:tcW w:type="dxa" w:w="5216"/>
           </w:tcPr>
           <w:p>
             <w:r/>
@@ -1356,7 +1573,7 @@
         </w:tc>
         <w:tc>
           <w:tcPr>
-            <w:tcW w:type="dxa" w:w="1701"/>
+            <w:tcW w:type="dxa" w:w="2154"/>
           </w:tcPr>
           <w:p>
             <w:r/>
@@ -1365,7 +1582,7 @@
                 <w:b w:val="0"/>
                 <w:sz w:val="22"/>
               </w:rPr>
-              <w:t>CCP1</w:t>
+              <w:t>CCP1 — CP2</w:t>
             </w:r>
           </w:p>
         </w:tc>
@@ -1386,10 +1603,13 @@
         </w:tc>
       </w:tr>
       <w:tr>
+        <w:trPr>
+          <w:cantSplit w:val="true"/>
+        </w:trPr>
         <w:tc>
           <w:tcPr>
-            <w:tcW w:type="dxa" w:w="907"/>
-            <w:shd w:val="clear" w:color="auto" w:fill="F2F2F2"/>
+            <w:tcW w:type="dxa" w:w="1020"/>
+            <w:shd w:val="clear" w:color="auto" w:fill="E8EEF7"/>
           </w:tcPr>
           <w:p>
             <w:r/>
@@ -1404,8 +1624,8 @@
         </w:tc>
         <w:tc>
           <w:tcPr>
-            <w:tcW w:type="dxa" w:w="5669"/>
-            <w:shd w:val="clear" w:color="auto" w:fill="F2F2F2"/>
+            <w:tcW w:type="dxa" w:w="5216"/>
+            <w:shd w:val="clear" w:color="auto" w:fill="E8EEF7"/>
           </w:tcPr>
           <w:p>
             <w:r/>
@@ -1420,8 +1640,8 @@
         </w:tc>
         <w:tc>
           <w:tcPr>
-            <w:tcW w:type="dxa" w:w="1701"/>
-            <w:shd w:val="clear" w:color="auto" w:fill="F2F2F2"/>
+            <w:tcW w:type="dxa" w:w="2154"/>
+            <w:shd w:val="clear" w:color="auto" w:fill="E8EEF7"/>
           </w:tcPr>
           <w:p>
             <w:r/>
@@ -1430,14 +1650,14 @@
                 <w:b w:val="0"/>
                 <w:sz w:val="22"/>
               </w:rPr>
-              <w:t>CCP1</w:t>
+              <w:t>CCP1 — CP3</w:t>
             </w:r>
           </w:p>
         </w:tc>
         <w:tc>
           <w:tcPr>
             <w:tcW w:type="dxa" w:w="1247"/>
-            <w:shd w:val="clear" w:color="auto" w:fill="F2F2F2"/>
+            <w:shd w:val="clear" w:color="auto" w:fill="E8EEF7"/>
           </w:tcPr>
           <w:p>
             <w:r/>
@@ -1452,584 +1672,12 @@
         </w:tc>
       </w:tr>
       <w:tr>
+        <w:trPr>
+          <w:cantSplit w:val="true"/>
+        </w:trPr>
         <w:tc>
           <w:tcPr>
-            <w:tcW w:type="dxa" w:w="907"/>
-          </w:tcPr>
-          <w:p>
-            <w:r/>
-            <w:r>
-              <w:rPr>
-                <w:b w:val="0"/>
-                <w:sz w:val="22"/>
-              </w:rPr>
-              <w:t>M2.1</w:t>
-            </w:r>
-          </w:p>
-        </w:tc>
-        <w:tc>
-          <w:tcPr>
-            <w:tcW w:type="dxa" w:w="5669"/>
-          </w:tcPr>
-          <w:p>
-            <w:r/>
-            <w:r>
-              <w:rPr>
-                <w:b w:val="0"/>
-                <w:sz w:val="22"/>
-              </w:rPr>
-              <w:t>Adapter l'offre de la structure à la demande</w:t>
-            </w:r>
-          </w:p>
-        </w:tc>
-        <w:tc>
-          <w:tcPr>
-            <w:tcW w:type="dxa" w:w="1701"/>
-          </w:tcPr>
-          <w:p>
-            <w:r/>
-            <w:r>
-              <w:rPr>
-                <w:b w:val="0"/>
-                <w:sz w:val="22"/>
-              </w:rPr>
-              <w:t>CCP2</w:t>
-            </w:r>
-          </w:p>
-        </w:tc>
-        <w:tc>
-          <w:tcPr>
-            <w:tcW w:type="dxa" w:w="1247"/>
-          </w:tcPr>
-          <w:p>
-            <w:r/>
-            <w:r>
-              <w:rPr>
-                <w:b w:val="0"/>
-                <w:sz w:val="22"/>
-              </w:rPr>
-              <w:t>63</w:t>
-            </w:r>
-          </w:p>
-        </w:tc>
-      </w:tr>
-      <w:tr>
-        <w:tc>
-          <w:tcPr>
-            <w:tcW w:type="dxa" w:w="907"/>
-            <w:shd w:val="clear" w:color="auto" w:fill="F2F2F2"/>
-          </w:tcPr>
-          <w:p>
-            <w:r/>
-            <w:r>
-              <w:rPr>
-                <w:b w:val="0"/>
-                <w:sz w:val="22"/>
-              </w:rPr>
-              <w:t>M2.2</w:t>
-            </w:r>
-          </w:p>
-        </w:tc>
-        <w:tc>
-          <w:tcPr>
-            <w:tcW w:type="dxa" w:w="5669"/>
-            <w:shd w:val="clear" w:color="auto" w:fill="F2F2F2"/>
-          </w:tcPr>
-          <w:p>
-            <w:r/>
-            <w:r>
-              <w:rPr>
-                <w:b w:val="0"/>
-                <w:sz w:val="22"/>
-              </w:rPr>
-              <w:t>Organiser et développer la diffusion de l'offre</w:t>
-            </w:r>
-          </w:p>
-        </w:tc>
-        <w:tc>
-          <w:tcPr>
-            <w:tcW w:type="dxa" w:w="1701"/>
-            <w:shd w:val="clear" w:color="auto" w:fill="F2F2F2"/>
-          </w:tcPr>
-          <w:p>
-            <w:r/>
-            <w:r>
-              <w:rPr>
-                <w:b w:val="0"/>
-                <w:sz w:val="22"/>
-              </w:rPr>
-              <w:t>CCP2</w:t>
-            </w:r>
-          </w:p>
-        </w:tc>
-        <w:tc>
-          <w:tcPr>
-            <w:tcW w:type="dxa" w:w="1247"/>
-            <w:shd w:val="clear" w:color="auto" w:fill="F2F2F2"/>
-          </w:tcPr>
-          <w:p>
-            <w:r/>
-            <w:r>
-              <w:rPr>
-                <w:b w:val="0"/>
-                <w:sz w:val="22"/>
-              </w:rPr>
-              <w:t>56</w:t>
-            </w:r>
-          </w:p>
-        </w:tc>
-      </w:tr>
-      <w:tr>
-        <w:tc>
-          <w:tcPr>
-            <w:tcW w:type="dxa" w:w="907"/>
-          </w:tcPr>
-          <w:p>
-            <w:r/>
-            <w:r>
-              <w:rPr>
-                <w:b w:val="0"/>
-                <w:sz w:val="22"/>
-              </w:rPr>
-              <w:t>M2.3</w:t>
-            </w:r>
-          </w:p>
-        </w:tc>
-        <w:tc>
-          <w:tcPr>
-            <w:tcW w:type="dxa" w:w="5669"/>
-          </w:tcPr>
-          <w:p>
-            <w:r/>
-            <w:r>
-              <w:rPr>
-                <w:b w:val="0"/>
-                <w:sz w:val="22"/>
-              </w:rPr>
-              <w:t>Organiser la production</w:t>
-            </w:r>
-          </w:p>
-        </w:tc>
-        <w:tc>
-          <w:tcPr>
-            <w:tcW w:type="dxa" w:w="1701"/>
-          </w:tcPr>
-          <w:p>
-            <w:r/>
-            <w:r>
-              <w:rPr>
-                <w:b w:val="0"/>
-                <w:sz w:val="22"/>
-              </w:rPr>
-              <w:t>CCP2</w:t>
-            </w:r>
-          </w:p>
-        </w:tc>
-        <w:tc>
-          <w:tcPr>
-            <w:tcW w:type="dxa" w:w="1247"/>
-          </w:tcPr>
-          <w:p>
-            <w:r/>
-            <w:r>
-              <w:rPr>
-                <w:b w:val="0"/>
-                <w:sz w:val="22"/>
-              </w:rPr>
-              <w:t>56</w:t>
-            </w:r>
-          </w:p>
-        </w:tc>
-      </w:tr>
-      <w:tr>
-        <w:tc>
-          <w:tcPr>
-            <w:tcW w:type="dxa" w:w="907"/>
-            <w:shd w:val="clear" w:color="auto" w:fill="F2F2F2"/>
-          </w:tcPr>
-          <w:p>
-            <w:r/>
-            <w:r>
-              <w:rPr>
-                <w:b w:val="0"/>
-                <w:sz w:val="22"/>
-              </w:rPr>
-              <w:t>M3.1</w:t>
-            </w:r>
-          </w:p>
-        </w:tc>
-        <w:tc>
-          <w:tcPr>
-            <w:tcW w:type="dxa" w:w="5669"/>
-            <w:shd w:val="clear" w:color="auto" w:fill="F2F2F2"/>
-          </w:tcPr>
-          <w:p>
-            <w:r/>
-            <w:r>
-              <w:rPr>
-                <w:b w:val="0"/>
-                <w:sz w:val="22"/>
-              </w:rPr>
-              <w:t>Analyser le bilan de la structure</w:t>
-            </w:r>
-          </w:p>
-        </w:tc>
-        <w:tc>
-          <w:tcPr>
-            <w:tcW w:type="dxa" w:w="1701"/>
-            <w:shd w:val="clear" w:color="auto" w:fill="F2F2F2"/>
-          </w:tcPr>
-          <w:p>
-            <w:r/>
-            <w:r>
-              <w:rPr>
-                <w:b w:val="0"/>
-                <w:sz w:val="22"/>
-              </w:rPr>
-              <w:t>CCP3</w:t>
-            </w:r>
-          </w:p>
-        </w:tc>
-        <w:tc>
-          <w:tcPr>
-            <w:tcW w:type="dxa" w:w="1247"/>
-            <w:shd w:val="clear" w:color="auto" w:fill="F2F2F2"/>
-          </w:tcPr>
-          <w:p>
-            <w:r/>
-            <w:r>
-              <w:rPr>
-                <w:b w:val="0"/>
-                <w:sz w:val="22"/>
-              </w:rPr>
-              <w:t>49</w:t>
-            </w:r>
-          </w:p>
-        </w:tc>
-      </w:tr>
-      <w:tr>
-        <w:tc>
-          <w:tcPr>
-            <w:tcW w:type="dxa" w:w="907"/>
-          </w:tcPr>
-          <w:p>
-            <w:r/>
-            <w:r>
-              <w:rPr>
-                <w:b w:val="0"/>
-                <w:sz w:val="22"/>
-              </w:rPr>
-              <w:t>M3.2</w:t>
-            </w:r>
-          </w:p>
-        </w:tc>
-        <w:tc>
-          <w:tcPr>
-            <w:tcW w:type="dxa" w:w="5669"/>
-          </w:tcPr>
-          <w:p>
-            <w:r/>
-            <w:r>
-              <w:rPr>
-                <w:b w:val="0"/>
-                <w:sz w:val="22"/>
-              </w:rPr>
-              <w:t>Analyser le compte de résultat de la structure</w:t>
-            </w:r>
-          </w:p>
-        </w:tc>
-        <w:tc>
-          <w:tcPr>
-            <w:tcW w:type="dxa" w:w="1701"/>
-          </w:tcPr>
-          <w:p>
-            <w:r/>
-            <w:r>
-              <w:rPr>
-                <w:b w:val="0"/>
-                <w:sz w:val="22"/>
-              </w:rPr>
-              <w:t>CCP3</w:t>
-            </w:r>
-          </w:p>
-        </w:tc>
-        <w:tc>
-          <w:tcPr>
-            <w:tcW w:type="dxa" w:w="1247"/>
-          </w:tcPr>
-          <w:p>
-            <w:r/>
-            <w:r>
-              <w:rPr>
-                <w:b w:val="0"/>
-                <w:sz w:val="22"/>
-              </w:rPr>
-              <w:t>49</w:t>
-            </w:r>
-          </w:p>
-        </w:tc>
-      </w:tr>
-      <w:tr>
-        <w:tc>
-          <w:tcPr>
-            <w:tcW w:type="dxa" w:w="907"/>
-            <w:shd w:val="clear" w:color="auto" w:fill="F2F2F2"/>
-          </w:tcPr>
-          <w:p>
-            <w:r/>
-            <w:r>
-              <w:rPr>
-                <w:b w:val="0"/>
-                <w:sz w:val="22"/>
-              </w:rPr>
-              <w:t>M3.3</w:t>
-            </w:r>
-          </w:p>
-        </w:tc>
-        <w:tc>
-          <w:tcPr>
-            <w:tcW w:type="dxa" w:w="5669"/>
-            <w:shd w:val="clear" w:color="auto" w:fill="F2F2F2"/>
-          </w:tcPr>
-          <w:p>
-            <w:r/>
-            <w:r>
-              <w:rPr>
-                <w:b w:val="0"/>
-                <w:sz w:val="22"/>
-              </w:rPr>
-              <w:t>Rédiger le rapport d'activité de la structure</w:t>
-            </w:r>
-          </w:p>
-        </w:tc>
-        <w:tc>
-          <w:tcPr>
-            <w:tcW w:type="dxa" w:w="1701"/>
-            <w:shd w:val="clear" w:color="auto" w:fill="F2F2F2"/>
-          </w:tcPr>
-          <w:p>
-            <w:r/>
-            <w:r>
-              <w:rPr>
-                <w:b w:val="0"/>
-                <w:sz w:val="22"/>
-              </w:rPr>
-              <w:t>CCP3</w:t>
-            </w:r>
-          </w:p>
-        </w:tc>
-        <w:tc>
-          <w:tcPr>
-            <w:tcW w:type="dxa" w:w="1247"/>
-            <w:shd w:val="clear" w:color="auto" w:fill="F2F2F2"/>
-          </w:tcPr>
-          <w:p>
-            <w:r/>
-            <w:r>
-              <w:rPr>
-                <w:b w:val="0"/>
-                <w:sz w:val="22"/>
-              </w:rPr>
-              <w:t>42</w:t>
-            </w:r>
-          </w:p>
-        </w:tc>
-      </w:tr>
-      <w:tr>
-        <w:tc>
-          <w:tcPr>
-            <w:tcW w:type="dxa" w:w="907"/>
-          </w:tcPr>
-          <w:p>
-            <w:r/>
-            <w:r>
-              <w:rPr>
-                <w:b w:val="0"/>
-                <w:sz w:val="22"/>
-              </w:rPr>
-              <w:t>T1</w:t>
-            </w:r>
-          </w:p>
-        </w:tc>
-        <w:tc>
-          <w:tcPr>
-            <w:tcW w:type="dxa" w:w="5669"/>
-          </w:tcPr>
-          <w:p>
-            <w:r/>
-            <w:r>
-              <w:rPr>
-                <w:b w:val="0"/>
-                <w:sz w:val="22"/>
-              </w:rPr>
-              <w:t>IA, données et gouvernance du dirigeant (module distinctif YEBA)</w:t>
-            </w:r>
-          </w:p>
-        </w:tc>
-        <w:tc>
-          <w:tcPr>
-            <w:tcW w:type="dxa" w:w="1701"/>
-          </w:tcPr>
-          <w:p>
-            <w:r/>
-            <w:r>
-              <w:rPr>
-                <w:b w:val="0"/>
-                <w:sz w:val="22"/>
-              </w:rPr>
-              <w:t>Transversal</w:t>
-            </w:r>
-          </w:p>
-        </w:tc>
-        <w:tc>
-          <w:tcPr>
-            <w:tcW w:type="dxa" w:w="1247"/>
-          </w:tcPr>
-          <w:p>
-            <w:r/>
-            <w:r>
-              <w:rPr>
-                <w:b w:val="0"/>
-                <w:sz w:val="22"/>
-              </w:rPr>
-              <w:t>42</w:t>
-            </w:r>
-          </w:p>
-        </w:tc>
-      </w:tr>
-      <w:tr>
-        <w:tc>
-          <w:tcPr>
-            <w:tcW w:type="dxa" w:w="907"/>
-            <w:shd w:val="clear" w:color="auto" w:fill="F2F2F2"/>
-          </w:tcPr>
-          <w:p>
-            <w:r/>
-            <w:r>
-              <w:rPr>
-                <w:b w:val="0"/>
-                <w:sz w:val="22"/>
-              </w:rPr>
-              <w:t>T2</w:t>
-            </w:r>
-          </w:p>
-        </w:tc>
-        <w:tc>
-          <w:tcPr>
-            <w:tcW w:type="dxa" w:w="5669"/>
-            <w:shd w:val="clear" w:color="auto" w:fill="F2F2F2"/>
-          </w:tcPr>
-          <w:p>
-            <w:r/>
-            <w:r>
-              <w:rPr>
-                <w:b w:val="0"/>
-                <w:sz w:val="22"/>
-              </w:rPr>
-              <w:t>Anglais professionnel de base</w:t>
-            </w:r>
-          </w:p>
-        </w:tc>
-        <w:tc>
-          <w:tcPr>
-            <w:tcW w:type="dxa" w:w="1701"/>
-            <w:shd w:val="clear" w:color="auto" w:fill="F2F2F2"/>
-          </w:tcPr>
-          <w:p>
-            <w:r/>
-            <w:r>
-              <w:rPr>
-                <w:b w:val="0"/>
-                <w:sz w:val="22"/>
-              </w:rPr>
-              <w:t>Transversal</w:t>
-            </w:r>
-          </w:p>
-        </w:tc>
-        <w:tc>
-          <w:tcPr>
-            <w:tcW w:type="dxa" w:w="1247"/>
-            <w:shd w:val="clear" w:color="auto" w:fill="F2F2F2"/>
-          </w:tcPr>
-          <w:p>
-            <w:r/>
-            <w:r>
-              <w:rPr>
-                <w:b w:val="0"/>
-                <w:sz w:val="22"/>
-              </w:rPr>
-              <w:t>14</w:t>
-            </w:r>
-          </w:p>
-        </w:tc>
-      </w:tr>
-      <w:tr>
-        <w:tc>
-          <w:tcPr>
-            <w:tcW w:type="dxa" w:w="907"/>
-          </w:tcPr>
-          <w:p>
-            <w:r/>
-            <w:r>
-              <w:rPr>
-                <w:b w:val="0"/>
-                <w:sz w:val="22"/>
-              </w:rPr>
-              <w:t>T3</w:t>
-            </w:r>
-          </w:p>
-        </w:tc>
-        <w:tc>
-          <w:tcPr>
-            <w:tcW w:type="dxa" w:w="5669"/>
-          </w:tcPr>
-          <w:p>
-            <w:r/>
-            <w:r>
-              <w:rPr>
-                <w:b w:val="0"/>
-                <w:sz w:val="22"/>
-              </w:rPr>
-              <w:t>Dossier de projet, dossier professionnel et diaporama</w:t>
-            </w:r>
-          </w:p>
-        </w:tc>
-        <w:tc>
-          <w:tcPr>
-            <w:tcW w:type="dxa" w:w="1701"/>
-          </w:tcPr>
-          <w:p>
-            <w:r/>
-            <w:r>
-              <w:rPr>
-                <w:b w:val="0"/>
-                <w:sz w:val="22"/>
-              </w:rPr>
-              <w:t>Transversal</w:t>
-            </w:r>
-          </w:p>
-        </w:tc>
-        <w:tc>
-          <w:tcPr>
-            <w:tcW w:type="dxa" w:w="1247"/>
-          </w:tcPr>
-          <w:p>
-            <w:r/>
-            <w:r>
-              <w:rPr>
-                <w:b w:val="0"/>
-                <w:sz w:val="22"/>
-              </w:rPr>
-              <w:t>21</w:t>
-            </w:r>
-          </w:p>
-        </w:tc>
-      </w:tr>
-      <w:tr>
-        <w:tc>
-          <w:tcPr>
-            <w:tcW w:type="dxa" w:w="907"/>
-            <w:shd w:val="clear" w:color="auto" w:fill="F2F2F2"/>
+            <w:tcW w:type="dxa" w:w="1020"/>
           </w:tcPr>
           <w:p>
             <w:r/>
@@ -2044,8 +1692,7 @@
         </w:tc>
         <w:tc>
           <w:tcPr>
-            <w:tcW w:type="dxa" w:w="5669"/>
-            <w:shd w:val="clear" w:color="auto" w:fill="F2F2F2"/>
+            <w:tcW w:type="dxa" w:w="5216"/>
           </w:tcPr>
           <w:p>
             <w:r/>
@@ -2054,77 +1701,13 @@
                 <w:b w:val="0"/>
                 <w:sz w:val="22"/>
               </w:rPr>
-              <w:t>Préparation de la période en entreprise et insertion</w:t>
+              <w:t>Préparer la période en entreprise</w:t>
             </w:r>
           </w:p>
         </w:tc>
         <w:tc>
           <w:tcPr>
-            <w:tcW w:type="dxa" w:w="1701"/>
-            <w:shd w:val="clear" w:color="auto" w:fill="F2F2F2"/>
-          </w:tcPr>
-          <w:p>
-            <w:r/>
-            <w:r>
-              <w:rPr>
-                <w:b w:val="0"/>
-                <w:sz w:val="22"/>
-              </w:rPr>
-              <w:t>Transversal</w:t>
-            </w:r>
-          </w:p>
-        </w:tc>
-        <w:tc>
-          <w:tcPr>
-            <w:tcW w:type="dxa" w:w="1247"/>
-            <w:shd w:val="clear" w:color="auto" w:fill="F2F2F2"/>
-          </w:tcPr>
-          <w:p>
-            <w:r/>
-            <w:r>
-              <w:rPr>
-                <w:b w:val="0"/>
-                <w:sz w:val="22"/>
-              </w:rPr>
-              <w:t>14</w:t>
-            </w:r>
-          </w:p>
-        </w:tc>
-      </w:tr>
-      <w:tr>
-        <w:tc>
-          <w:tcPr>
-            <w:tcW w:type="dxa" w:w="907"/>
-          </w:tcPr>
-          <w:p>
-            <w:r/>
-            <w:r>
-              <w:rPr>
-                <w:b w:val="0"/>
-                <w:sz w:val="22"/>
-              </w:rPr>
-              <w:t>T5</w:t>
-            </w:r>
-          </w:p>
-        </w:tc>
-        <w:tc>
-          <w:tcPr>
-            <w:tcW w:type="dxa" w:w="5669"/>
-          </w:tcPr>
-          <w:p>
-            <w:r/>
-            <w:r>
-              <w:rPr>
-                <w:b w:val="0"/>
-                <w:sz w:val="22"/>
-              </w:rPr>
-              <w:t>Entraînement à l'épreuve du titre</w:t>
-            </w:r>
-          </w:p>
-        </w:tc>
-        <w:tc>
-          <w:tcPr>
-            <w:tcW w:type="dxa" w:w="1701"/>
+            <w:tcW w:type="dxa" w:w="2154"/>
           </w:tcPr>
           <w:p>
             <w:r/>
@@ -2154,10 +1737,215 @@
         </w:tc>
       </w:tr>
       <w:tr>
+        <w:trPr>
+          <w:cantSplit w:val="true"/>
+        </w:trPr>
         <w:tc>
           <w:tcPr>
-            <w:tcW w:type="dxa" w:w="907"/>
-            <w:shd w:val="clear" w:color="auto" w:fill="F2F2F2"/>
+            <w:tcW w:type="dxa" w:w="1020"/>
+            <w:shd w:val="clear" w:color="auto" w:fill="E8EEF7"/>
+          </w:tcPr>
+          <w:p>
+            <w:r/>
+            <w:r>
+              <w:rPr>
+                <w:b w:val="0"/>
+                <w:sz w:val="22"/>
+              </w:rPr>
+              <w:t>M2.1</w:t>
+            </w:r>
+          </w:p>
+        </w:tc>
+        <w:tc>
+          <w:tcPr>
+            <w:tcW w:type="dxa" w:w="5216"/>
+            <w:shd w:val="clear" w:color="auto" w:fill="E8EEF7"/>
+          </w:tcPr>
+          <w:p>
+            <w:r/>
+            <w:r>
+              <w:rPr>
+                <w:b w:val="0"/>
+                <w:sz w:val="22"/>
+              </w:rPr>
+              <w:t>Adapter l'offre de la structure à la demande</w:t>
+            </w:r>
+          </w:p>
+        </w:tc>
+        <w:tc>
+          <w:tcPr>
+            <w:tcW w:type="dxa" w:w="2154"/>
+            <w:shd w:val="clear" w:color="auto" w:fill="E8EEF7"/>
+          </w:tcPr>
+          <w:p>
+            <w:r/>
+            <w:r>
+              <w:rPr>
+                <w:b w:val="0"/>
+                <w:sz w:val="22"/>
+              </w:rPr>
+              <w:t>CCP2 — CP4</w:t>
+            </w:r>
+          </w:p>
+        </w:tc>
+        <w:tc>
+          <w:tcPr>
+            <w:tcW w:type="dxa" w:w="1247"/>
+            <w:shd w:val="clear" w:color="auto" w:fill="E8EEF7"/>
+          </w:tcPr>
+          <w:p>
+            <w:r/>
+            <w:r>
+              <w:rPr>
+                <w:b w:val="0"/>
+                <w:sz w:val="22"/>
+              </w:rPr>
+              <w:t>63</w:t>
+            </w:r>
+          </w:p>
+        </w:tc>
+      </w:tr>
+      <w:tr>
+        <w:trPr>
+          <w:cantSplit w:val="true"/>
+        </w:trPr>
+        <w:tc>
+          <w:tcPr>
+            <w:tcW w:type="dxa" w:w="1020"/>
+          </w:tcPr>
+          <w:p>
+            <w:r/>
+            <w:r>
+              <w:rPr>
+                <w:b w:val="0"/>
+                <w:sz w:val="22"/>
+              </w:rPr>
+              <w:t>M2.2</w:t>
+            </w:r>
+          </w:p>
+        </w:tc>
+        <w:tc>
+          <w:tcPr>
+            <w:tcW w:type="dxa" w:w="5216"/>
+          </w:tcPr>
+          <w:p>
+            <w:r/>
+            <w:r>
+              <w:rPr>
+                <w:b w:val="0"/>
+                <w:sz w:val="22"/>
+              </w:rPr>
+              <w:t>Organiser et développer la diffusion de l'offre</w:t>
+            </w:r>
+          </w:p>
+        </w:tc>
+        <w:tc>
+          <w:tcPr>
+            <w:tcW w:type="dxa" w:w="2154"/>
+          </w:tcPr>
+          <w:p>
+            <w:r/>
+            <w:r>
+              <w:rPr>
+                <w:b w:val="0"/>
+                <w:sz w:val="22"/>
+              </w:rPr>
+              <w:t>CCP2 — CP5</w:t>
+            </w:r>
+          </w:p>
+        </w:tc>
+        <w:tc>
+          <w:tcPr>
+            <w:tcW w:type="dxa" w:w="1247"/>
+          </w:tcPr>
+          <w:p>
+            <w:r/>
+            <w:r>
+              <w:rPr>
+                <w:b w:val="0"/>
+                <w:sz w:val="22"/>
+              </w:rPr>
+              <w:t>56</w:t>
+            </w:r>
+          </w:p>
+        </w:tc>
+      </w:tr>
+      <w:tr>
+        <w:trPr>
+          <w:cantSplit w:val="true"/>
+        </w:trPr>
+        <w:tc>
+          <w:tcPr>
+            <w:tcW w:type="dxa" w:w="1020"/>
+            <w:shd w:val="clear" w:color="auto" w:fill="E8EEF7"/>
+          </w:tcPr>
+          <w:p>
+            <w:r/>
+            <w:r>
+              <w:rPr>
+                <w:b w:val="0"/>
+                <w:sz w:val="22"/>
+              </w:rPr>
+              <w:t>T2</w:t>
+            </w:r>
+          </w:p>
+        </w:tc>
+        <w:tc>
+          <w:tcPr>
+            <w:tcW w:type="dxa" w:w="5216"/>
+            <w:shd w:val="clear" w:color="auto" w:fill="E8EEF7"/>
+          </w:tcPr>
+          <w:p>
+            <w:r/>
+            <w:r>
+              <w:rPr>
+                <w:b w:val="0"/>
+                <w:sz w:val="22"/>
+              </w:rPr>
+              <w:t>Anglais professionnel de base</w:t>
+            </w:r>
+          </w:p>
+        </w:tc>
+        <w:tc>
+          <w:tcPr>
+            <w:tcW w:type="dxa" w:w="2154"/>
+            <w:shd w:val="clear" w:color="auto" w:fill="E8EEF7"/>
+          </w:tcPr>
+          <w:p>
+            <w:r/>
+            <w:r>
+              <w:rPr>
+                <w:b w:val="0"/>
+                <w:sz w:val="22"/>
+              </w:rPr>
+              <w:t>Transversal — Fiche RNCP</w:t>
+            </w:r>
+          </w:p>
+        </w:tc>
+        <w:tc>
+          <w:tcPr>
+            <w:tcW w:type="dxa" w:w="1247"/>
+            <w:shd w:val="clear" w:color="auto" w:fill="E8EEF7"/>
+          </w:tcPr>
+          <w:p>
+            <w:r/>
+            <w:r>
+              <w:rPr>
+                <w:b w:val="0"/>
+                <w:sz w:val="22"/>
+              </w:rPr>
+              <w:t>14</w:t>
+            </w:r>
+          </w:p>
+        </w:tc>
+      </w:tr>
+      <w:tr>
+        <w:trPr>
+          <w:cantSplit w:val="true"/>
+        </w:trPr>
+        <w:tc>
+          <w:tcPr>
+            <w:tcW w:type="dxa" w:w="1020"/>
           </w:tcPr>
           <w:p>
             <w:r/>
@@ -2172,8 +1960,7 @@
         </w:tc>
         <w:tc>
           <w:tcPr>
-            <w:tcW w:type="dxa" w:w="5669"/>
-            <w:shd w:val="clear" w:color="auto" w:fill="F2F2F2"/>
+            <w:tcW w:type="dxa" w:w="5216"/>
           </w:tcPr>
           <w:p>
             <w:r/>
@@ -2182,14 +1969,13 @@
                 <w:b w:val="0"/>
                 <w:sz w:val="22"/>
               </w:rPr>
-              <w:t>Suivi individuel et prévention du décrochage</w:t>
+              <w:t>Bilan individuel de mi-parcours</w:t>
             </w:r>
           </w:p>
         </w:tc>
         <w:tc>
           <w:tcPr>
-            <w:tcW w:type="dxa" w:w="1701"/>
-            <w:shd w:val="clear" w:color="auto" w:fill="F2F2F2"/>
+            <w:tcW w:type="dxa" w:w="2154"/>
           </w:tcPr>
           <w:p>
             <w:r/>
@@ -2205,7 +1991,6 @@
         <w:tc>
           <w:tcPr>
             <w:tcW w:type="dxa" w:w="1247"/>
-            <w:shd w:val="clear" w:color="auto" w:fill="F2F2F2"/>
           </w:tcPr>
           <w:p>
             <w:r/>
@@ -2220,9 +2005,483 @@
         </w:tc>
       </w:tr>
       <w:tr>
+        <w:trPr>
+          <w:cantSplit w:val="true"/>
+        </w:trPr>
         <w:tc>
           <w:tcPr>
-            <w:tcW w:type="dxa" w:w="907"/>
+            <w:tcW w:type="dxa" w:w="1020"/>
+            <w:shd w:val="clear" w:color="auto" w:fill="E8EEF7"/>
+          </w:tcPr>
+          <w:p>
+            <w:r/>
+            <w:r>
+              <w:rPr>
+                <w:b w:val="0"/>
+                <w:sz w:val="22"/>
+              </w:rPr>
+              <w:t>M2.3</w:t>
+            </w:r>
+          </w:p>
+        </w:tc>
+        <w:tc>
+          <w:tcPr>
+            <w:tcW w:type="dxa" w:w="5216"/>
+            <w:shd w:val="clear" w:color="auto" w:fill="E8EEF7"/>
+          </w:tcPr>
+          <w:p>
+            <w:r/>
+            <w:r>
+              <w:rPr>
+                <w:b w:val="0"/>
+                <w:sz w:val="22"/>
+              </w:rPr>
+              <w:t>Organiser la production</w:t>
+            </w:r>
+          </w:p>
+        </w:tc>
+        <w:tc>
+          <w:tcPr>
+            <w:tcW w:type="dxa" w:w="2154"/>
+            <w:shd w:val="clear" w:color="auto" w:fill="E8EEF7"/>
+          </w:tcPr>
+          <w:p>
+            <w:r/>
+            <w:r>
+              <w:rPr>
+                <w:b w:val="0"/>
+                <w:sz w:val="22"/>
+              </w:rPr>
+              <w:t>CCP2 — CP6</w:t>
+            </w:r>
+          </w:p>
+        </w:tc>
+        <w:tc>
+          <w:tcPr>
+            <w:tcW w:type="dxa" w:w="1247"/>
+            <w:shd w:val="clear" w:color="auto" w:fill="E8EEF7"/>
+          </w:tcPr>
+          <w:p>
+            <w:r/>
+            <w:r>
+              <w:rPr>
+                <w:b w:val="0"/>
+                <w:sz w:val="22"/>
+              </w:rPr>
+              <w:t>56</w:t>
+            </w:r>
+          </w:p>
+        </w:tc>
+      </w:tr>
+      <w:tr>
+        <w:trPr>
+          <w:cantSplit w:val="true"/>
+        </w:trPr>
+        <w:tc>
+          <w:tcPr>
+            <w:tcW w:type="dxa" w:w="1020"/>
+          </w:tcPr>
+          <w:p>
+            <w:r/>
+            <w:r>
+              <w:rPr>
+                <w:b w:val="0"/>
+                <w:sz w:val="22"/>
+              </w:rPr>
+              <w:t>T1</w:t>
+            </w:r>
+          </w:p>
+        </w:tc>
+        <w:tc>
+          <w:tcPr>
+            <w:tcW w:type="dxa" w:w="5216"/>
+          </w:tcPr>
+          <w:p>
+            <w:r/>
+            <w:r>
+              <w:rPr>
+                <w:b w:val="0"/>
+                <w:sz w:val="22"/>
+              </w:rPr>
+              <w:t>IA, données et gouvernance du dirigeant</w:t>
+            </w:r>
+          </w:p>
+        </w:tc>
+        <w:tc>
+          <w:tcPr>
+            <w:tcW w:type="dxa" w:w="2154"/>
+          </w:tcPr>
+          <w:p>
+            <w:r/>
+            <w:r>
+              <w:rPr>
+                <w:b w:val="0"/>
+                <w:sz w:val="22"/>
+              </w:rPr>
+              <w:t>Transversal — Fiche RNCP</w:t>
+            </w:r>
+          </w:p>
+        </w:tc>
+        <w:tc>
+          <w:tcPr>
+            <w:tcW w:type="dxa" w:w="1247"/>
+          </w:tcPr>
+          <w:p>
+            <w:r/>
+            <w:r>
+              <w:rPr>
+                <w:b w:val="0"/>
+                <w:sz w:val="22"/>
+              </w:rPr>
+              <w:t>42</w:t>
+            </w:r>
+          </w:p>
+        </w:tc>
+      </w:tr>
+      <w:tr>
+        <w:trPr>
+          <w:cantSplit w:val="true"/>
+        </w:trPr>
+        <w:tc>
+          <w:tcPr>
+            <w:tcW w:type="dxa" w:w="1020"/>
+            <w:shd w:val="clear" w:color="auto" w:fill="E8EEF7"/>
+          </w:tcPr>
+          <w:p>
+            <w:r/>
+            <w:r>
+              <w:rPr>
+                <w:b w:val="0"/>
+                <w:sz w:val="22"/>
+              </w:rPr>
+              <w:t>M3.1</w:t>
+            </w:r>
+          </w:p>
+        </w:tc>
+        <w:tc>
+          <w:tcPr>
+            <w:tcW w:type="dxa" w:w="5216"/>
+            <w:shd w:val="clear" w:color="auto" w:fill="E8EEF7"/>
+          </w:tcPr>
+          <w:p>
+            <w:r/>
+            <w:r>
+              <w:rPr>
+                <w:b w:val="0"/>
+                <w:sz w:val="22"/>
+              </w:rPr>
+              <w:t>Analyser le bilan de la structure</w:t>
+            </w:r>
+          </w:p>
+        </w:tc>
+        <w:tc>
+          <w:tcPr>
+            <w:tcW w:type="dxa" w:w="2154"/>
+            <w:shd w:val="clear" w:color="auto" w:fill="E8EEF7"/>
+          </w:tcPr>
+          <w:p>
+            <w:r/>
+            <w:r>
+              <w:rPr>
+                <w:b w:val="0"/>
+                <w:sz w:val="22"/>
+              </w:rPr>
+              <w:t>CCP3 — CP7</w:t>
+            </w:r>
+          </w:p>
+        </w:tc>
+        <w:tc>
+          <w:tcPr>
+            <w:tcW w:type="dxa" w:w="1247"/>
+            <w:shd w:val="clear" w:color="auto" w:fill="E8EEF7"/>
+          </w:tcPr>
+          <w:p>
+            <w:r/>
+            <w:r>
+              <w:rPr>
+                <w:b w:val="0"/>
+                <w:sz w:val="22"/>
+              </w:rPr>
+              <w:t>49</w:t>
+            </w:r>
+          </w:p>
+        </w:tc>
+      </w:tr>
+      <w:tr>
+        <w:trPr>
+          <w:cantSplit w:val="true"/>
+        </w:trPr>
+        <w:tc>
+          <w:tcPr>
+            <w:tcW w:type="dxa" w:w="1020"/>
+          </w:tcPr>
+          <w:p>
+            <w:r/>
+            <w:r>
+              <w:rPr>
+                <w:b w:val="0"/>
+                <w:sz w:val="22"/>
+              </w:rPr>
+              <w:t>M3.2</w:t>
+            </w:r>
+          </w:p>
+        </w:tc>
+        <w:tc>
+          <w:tcPr>
+            <w:tcW w:type="dxa" w:w="5216"/>
+          </w:tcPr>
+          <w:p>
+            <w:r/>
+            <w:r>
+              <w:rPr>
+                <w:b w:val="0"/>
+                <w:sz w:val="22"/>
+              </w:rPr>
+              <w:t>Analyser le compte de résultat de la structure</w:t>
+            </w:r>
+          </w:p>
+        </w:tc>
+        <w:tc>
+          <w:tcPr>
+            <w:tcW w:type="dxa" w:w="2154"/>
+          </w:tcPr>
+          <w:p>
+            <w:r/>
+            <w:r>
+              <w:rPr>
+                <w:b w:val="0"/>
+                <w:sz w:val="22"/>
+              </w:rPr>
+              <w:t>CCP3 — CP8</w:t>
+            </w:r>
+          </w:p>
+        </w:tc>
+        <w:tc>
+          <w:tcPr>
+            <w:tcW w:type="dxa" w:w="1247"/>
+          </w:tcPr>
+          <w:p>
+            <w:r/>
+            <w:r>
+              <w:rPr>
+                <w:b w:val="0"/>
+                <w:sz w:val="22"/>
+              </w:rPr>
+              <w:t>49</w:t>
+            </w:r>
+          </w:p>
+        </w:tc>
+      </w:tr>
+      <w:tr>
+        <w:trPr>
+          <w:cantSplit w:val="true"/>
+        </w:trPr>
+        <w:tc>
+          <w:tcPr>
+            <w:tcW w:type="dxa" w:w="1020"/>
+            <w:shd w:val="clear" w:color="auto" w:fill="E8EEF7"/>
+          </w:tcPr>
+          <w:p>
+            <w:r/>
+            <w:r>
+              <w:rPr>
+                <w:b w:val="0"/>
+                <w:sz w:val="22"/>
+              </w:rPr>
+              <w:t>M3.3</w:t>
+            </w:r>
+          </w:p>
+        </w:tc>
+        <w:tc>
+          <w:tcPr>
+            <w:tcW w:type="dxa" w:w="5216"/>
+            <w:shd w:val="clear" w:color="auto" w:fill="E8EEF7"/>
+          </w:tcPr>
+          <w:p>
+            <w:r/>
+            <w:r>
+              <w:rPr>
+                <w:b w:val="0"/>
+                <w:sz w:val="22"/>
+              </w:rPr>
+              <w:t>Rédiger le rapport d'activité de la structure</w:t>
+            </w:r>
+          </w:p>
+        </w:tc>
+        <w:tc>
+          <w:tcPr>
+            <w:tcW w:type="dxa" w:w="2154"/>
+            <w:shd w:val="clear" w:color="auto" w:fill="E8EEF7"/>
+          </w:tcPr>
+          <w:p>
+            <w:r/>
+            <w:r>
+              <w:rPr>
+                <w:b w:val="0"/>
+                <w:sz w:val="22"/>
+              </w:rPr>
+              <w:t>CCP3 — CP9</w:t>
+            </w:r>
+          </w:p>
+        </w:tc>
+        <w:tc>
+          <w:tcPr>
+            <w:tcW w:type="dxa" w:w="1247"/>
+            <w:shd w:val="clear" w:color="auto" w:fill="E8EEF7"/>
+          </w:tcPr>
+          <w:p>
+            <w:r/>
+            <w:r>
+              <w:rPr>
+                <w:b w:val="0"/>
+                <w:sz w:val="22"/>
+              </w:rPr>
+              <w:t>42</w:t>
+            </w:r>
+          </w:p>
+        </w:tc>
+      </w:tr>
+      <w:tr>
+        <w:trPr>
+          <w:cantSplit w:val="true"/>
+        </w:trPr>
+        <w:tc>
+          <w:tcPr>
+            <w:tcW w:type="dxa" w:w="1020"/>
+          </w:tcPr>
+          <w:p>
+            <w:r/>
+            <w:r>
+              <w:rPr>
+                <w:b w:val="0"/>
+                <w:sz w:val="22"/>
+              </w:rPr>
+              <w:t>T3</w:t>
+            </w:r>
+          </w:p>
+        </w:tc>
+        <w:tc>
+          <w:tcPr>
+            <w:tcW w:type="dxa" w:w="5216"/>
+          </w:tcPr>
+          <w:p>
+            <w:r/>
+            <w:r>
+              <w:rPr>
+                <w:b w:val="0"/>
+                <w:sz w:val="22"/>
+              </w:rPr>
+              <w:t>Dossier de projet, dossier professionnel et diaporama</w:t>
+            </w:r>
+          </w:p>
+        </w:tc>
+        <w:tc>
+          <w:tcPr>
+            <w:tcW w:type="dxa" w:w="2154"/>
+          </w:tcPr>
+          <w:p>
+            <w:r/>
+            <w:r>
+              <w:rPr>
+                <w:b w:val="0"/>
+                <w:sz w:val="22"/>
+              </w:rPr>
+              <w:t>Transversal — Épreuves</w:t>
+            </w:r>
+          </w:p>
+        </w:tc>
+        <w:tc>
+          <w:tcPr>
+            <w:tcW w:type="dxa" w:w="1247"/>
+          </w:tcPr>
+          <w:p>
+            <w:r/>
+            <w:r>
+              <w:rPr>
+                <w:b w:val="0"/>
+                <w:sz w:val="22"/>
+              </w:rPr>
+              <w:t>21</w:t>
+            </w:r>
+          </w:p>
+        </w:tc>
+      </w:tr>
+      <w:tr>
+        <w:trPr>
+          <w:cantSplit w:val="true"/>
+        </w:trPr>
+        <w:tc>
+          <w:tcPr>
+            <w:tcW w:type="dxa" w:w="1020"/>
+            <w:shd w:val="clear" w:color="auto" w:fill="E8EEF7"/>
+          </w:tcPr>
+          <w:p>
+            <w:r/>
+            <w:r>
+              <w:rPr>
+                <w:b w:val="0"/>
+                <w:sz w:val="22"/>
+              </w:rPr>
+              <w:t>T5</w:t>
+            </w:r>
+          </w:p>
+        </w:tc>
+        <w:tc>
+          <w:tcPr>
+            <w:tcW w:type="dxa" w:w="5216"/>
+            <w:shd w:val="clear" w:color="auto" w:fill="E8EEF7"/>
+          </w:tcPr>
+          <w:p>
+            <w:r/>
+            <w:r>
+              <w:rPr>
+                <w:b w:val="0"/>
+                <w:sz w:val="22"/>
+              </w:rPr>
+              <w:t>Entraînement à l'épreuve du titre</w:t>
+            </w:r>
+          </w:p>
+        </w:tc>
+        <w:tc>
+          <w:tcPr>
+            <w:tcW w:type="dxa" w:w="2154"/>
+            <w:shd w:val="clear" w:color="auto" w:fill="E8EEF7"/>
+          </w:tcPr>
+          <w:p>
+            <w:r/>
+            <w:r>
+              <w:rPr>
+                <w:b w:val="0"/>
+                <w:sz w:val="22"/>
+              </w:rPr>
+              <w:t>Transversal — Épreuves</w:t>
+            </w:r>
+          </w:p>
+        </w:tc>
+        <w:tc>
+          <w:tcPr>
+            <w:tcW w:type="dxa" w:w="1247"/>
+            <w:shd w:val="clear" w:color="auto" w:fill="E8EEF7"/>
+          </w:tcPr>
+          <w:p>
+            <w:r/>
+            <w:r>
+              <w:rPr>
+                <w:b w:val="0"/>
+                <w:sz w:val="22"/>
+              </w:rPr>
+              <w:t>14</w:t>
+            </w:r>
+          </w:p>
+        </w:tc>
+      </w:tr>
+      <w:tr>
+        <w:trPr>
+          <w:cantSplit w:val="true"/>
+        </w:trPr>
+        <w:tc>
+          <w:tcPr>
+            <w:tcW w:type="dxa" w:w="1020"/>
           </w:tcPr>
           <w:p>
             <w:r/>
@@ -2230,7 +2489,7 @@
         </w:tc>
         <w:tc>
           <w:tcPr>
-            <w:tcW w:type="dxa" w:w="5669"/>
+            <w:tcW w:type="dxa" w:w="5216"/>
           </w:tcPr>
           <w:p>
             <w:r/>
@@ -2245,7 +2504,7 @@
         </w:tc>
         <w:tc>
           <w:tcPr>
-            <w:tcW w:type="dxa" w:w="1701"/>
+            <w:tcW w:type="dxa" w:w="2154"/>
           </w:tcPr>
           <w:p>
             <w:r/>
@@ -2268,10 +2527,13 @@
         </w:tc>
       </w:tr>
       <w:tr>
+        <w:trPr>
+          <w:cantSplit w:val="true"/>
+        </w:trPr>
         <w:tc>
           <w:tcPr>
-            <w:tcW w:type="dxa" w:w="907"/>
-            <w:shd w:val="clear" w:color="auto" w:fill="F2F2F2"/>
+            <w:tcW w:type="dxa" w:w="1020"/>
+            <w:shd w:val="clear" w:color="auto" w:fill="E8EEF7"/>
           </w:tcPr>
           <w:p>
             <w:r/>
@@ -2286,8 +2548,8 @@
         </w:tc>
         <w:tc>
           <w:tcPr>
-            <w:tcW w:type="dxa" w:w="5669"/>
-            <w:shd w:val="clear" w:color="auto" w:fill="F2F2F2"/>
+            <w:tcW w:type="dxa" w:w="5216"/>
+            <w:shd w:val="clear" w:color="auto" w:fill="E8EEF7"/>
           </w:tcPr>
           <w:p>
             <w:r/>
@@ -2302,8 +2564,8 @@
         </w:tc>
         <w:tc>
           <w:tcPr>
-            <w:tcW w:type="dxa" w:w="1701"/>
-            <w:shd w:val="clear" w:color="auto" w:fill="F2F2F2"/>
+            <w:tcW w:type="dxa" w:w="2154"/>
+            <w:shd w:val="clear" w:color="auto" w:fill="E8EEF7"/>
           </w:tcPr>
           <w:p>
             <w:r/>
@@ -2312,14 +2574,14 @@
                 <w:b w:val="0"/>
                 <w:sz w:val="22"/>
               </w:rPr>
-              <w:t>Tous</w:t>
+              <w:t>Tous les blocs</w:t>
             </w:r>
           </w:p>
         </w:tc>
         <w:tc>
           <w:tcPr>
             <w:tcW w:type="dxa" w:w="1247"/>
-            <w:shd w:val="clear" w:color="auto" w:fill="F2F2F2"/>
+            <w:shd w:val="clear" w:color="auto" w:fill="E8EEF7"/>
           </w:tcPr>
           <w:p>
             <w:r/>
@@ -2351,7 +2613,7 @@
         <w:rPr>
           <w:b w:val="0"/>
         </w:rPr>
-        <w:t>Pédagogie active : études de cas réunionnais, jeux de rôle, simulations, ateliers en sous-groupes, classe inversée.</w:t>
+        <w:t>Pédagogie active : études de cas réunionnais, jeux de rôle, simulations, ateliers, travail en sous-groupes.</w:t>
       </w:r>
     </w:p>
     <w:p>
@@ -2362,7 +2624,7 @@
         <w:rPr>
           <w:b w:val="0"/>
         </w:rPr>
-        <w:t>Projet fil rouge relié à la période en entreprise.</w:t>
+        <w:t>Alternance entre le centre et l'entreprise ; les productions d'examen sont construites à partir de la période en entreprise.</w:t>
       </w:r>
     </w:p>
     <w:p>
@@ -2373,7 +2635,7 @@
         <w:rPr>
           <w:b w:val="0"/>
         </w:rPr>
-        <w:t>Supports projetés en gros caractères, contrastés, transmis en version numérique accessible.</w:t>
+        <w:t>Supports projetés en gros caractères et contrastés, transmis en version numérique accessible.</w:t>
       </w:r>
     </w:p>
     <w:p>
@@ -2384,14 +2646,15 @@
         <w:rPr>
           <w:b w:val="0"/>
         </w:rPr>
-        <w:t xml:space="preserve">Salle équipée : </w:t>
+        <w:t xml:space="preserve">Salle de formation équipée au Secrétariat Center </w:t>
       </w:r>
       <w:r>
         <w:rPr>
-          <w:b w:val="0"/>
-          <w:highlight w:val="yellow"/>
+          <w:b/>
+          <w:i/>
+          <w:color w:val="8A6D1F"/>
         </w:rPr>
-        <w:t>[À COMPLÉTER : postes informatiques, vidéoprojecteur, connexion, logiciels bureautiques]</w:t>
+        <w:t>[À COMPLÉTER : vidéoprojecteur, connexion, postes ou ordinateurs portables]</w:t>
       </w:r>
       <w:r>
         <w:rPr>
@@ -2408,7 +2671,7 @@
         <w:rPr>
           <w:b w:val="0"/>
         </w:rPr>
-        <w:t>Formateurs : professionnels du management, du commerce et de la gestion — CV et justificatifs tenus à disposition (Qualiopi indicateur 21).</w:t>
+        <w:t>Formateurs : professionnels du management, du commerce et de la gestion (CV et justificatifs tenus à disposition).</w:t>
       </w:r>
     </w:p>
     <w:p>
@@ -2416,7 +2679,7 @@
         <w:pStyle w:val="Heading1"/>
       </w:pPr>
       <w:r>
-        <w:t>7. Modalités d'évaluation et de validation</w:t>
+        <w:t>7. Évaluation et validation</w:t>
       </w:r>
     </w:p>
     <w:p>
@@ -2427,7 +2690,7 @@
         <w:rPr>
           <w:b w:val="0"/>
         </w:rPr>
-        <w:t>Positionnement à l'entrée (non éliminatoire), évaluations formatives à la fin de chaque module (grilles critériées), épreuves blanches.</w:t>
+        <w:t>Positionnement à l'entrée, évaluations en cours de formation (prises en compte par le jury selon le référentiel d'évaluation), épreuves blanches.</w:t>
       </w:r>
     </w:p>
     <w:p>
@@ -2438,7 +2701,7 @@
         <w:rPr>
           <w:b w:val="0"/>
         </w:rPr>
-        <w:t>Session de validation organisée selon l'arrêté du 22 décembre 2015 modifié : 1 h 35 par candidat (présentation d'un projet réalisé en amont 45 min + entretien technique 30 min + entretien final 20 min).</w:t>
+        <w:t>Session de validation : 1 h 35 par candidat : présentation d'un projet réalisé en amont 45 min, entretien technique 30 min, entretien final 20 min.</w:t>
       </w:r>
     </w:p>
     <w:p>
@@ -2449,7 +2712,7 @@
         <w:rPr>
           <w:b w:val="0"/>
         </w:rPr>
-        <w:t>Validation totale (titre) ou partielle (un ou plusieurs CCP capitalisables, sans limite de durée de validité dans le cadre du titre en vigueur).</w:t>
+        <w:t>Le jury s'appuie aussi sur le dossier professionnel et sur l'entretien final.</w:t>
       </w:r>
     </w:p>
     <w:p>
@@ -2460,7 +2723,18 @@
         <w:rPr>
           <w:b w:val="0"/>
         </w:rPr>
-        <w:t>Délivrance : titre ou CCP délivré par le ministère chargé de l'emploi ; attestation de fin de formation et certificat de réalisation remis par l'organisme.</w:t>
+        <w:t>Validation totale (titre) ou partielle (un ou plusieurs CCP, capitalisables).</w:t>
+      </w:r>
+    </w:p>
+    <w:p>
+      <w:pPr>
+        <w:pStyle w:val="ListBullet"/>
+      </w:pPr>
+      <w:r>
+        <w:rPr>
+          <w:b w:val="0"/>
+        </w:rPr>
+        <w:t>Remise d'une attestation de fin de formation et d'un certificat de réalisation.</w:t>
       </w:r>
     </w:p>
     <w:p>
@@ -2479,7 +2753,7 @@
         <w:rPr>
           <w:b w:val="0"/>
         </w:rPr>
-        <w:t>Compte personnel de formation (CPF) — titre éligible par principe (certification RNCP).</w:t>
+        <w:t>Compte personnel de formation (CPF)</w:t>
       </w:r>
     </w:p>
     <w:p>
@@ -2490,7 +2764,7 @@
         <w:rPr>
           <w:b w:val="0"/>
         </w:rPr>
-        <w:t>France Travail : aide individuelle à la formation (AIF), action de formation conventionnée, préparation opérationnelle à l'emploi (POEI / POEC).</w:t>
+        <w:t>France Travail : AIF, action de formation conventionnée, POEI ou POEC</w:t>
       </w:r>
     </w:p>
     <w:p>
@@ -2501,20 +2775,15 @@
         <w:rPr>
           <w:b w:val="0"/>
         </w:rPr>
-        <w:t xml:space="preserve">Région Réunion : programme régional de formation des demandeurs d'emploi </w:t>
+        <w:t xml:space="preserve">Région Réunion : programme régional de formation </w:t>
       </w:r>
       <w:r>
         <w:rPr>
-          <w:b w:val="0"/>
-          <w:highlight w:val="yellow"/>
+          <w:b/>
+          <w:i/>
+          <w:color w:val="8A6D1F"/>
         </w:rPr>
-        <w:t>[À VÉRIFIER : marché ou dispositif ouvert en 2026-2027]</w:t>
-      </w:r>
-      <w:r>
-        <w:rPr>
-          <w:b w:val="0"/>
-        </w:rPr>
-        <w:t>.</w:t>
+        <w:t>[À VÉRIFIER : dispositif ouvert]</w:t>
       </w:r>
     </w:p>
     <w:p>
@@ -2525,7 +2794,7 @@
         <w:rPr>
           <w:b w:val="0"/>
         </w:rPr>
-        <w:t>OPCO de l'employeur : plan de développement des compétences, Pro-A, contrat de professionnalisation.</w:t>
+        <w:t>OPCO de l'employeur : plan de développement des compétences, Pro-A, contrat de professionnalisation</w:t>
       </w:r>
     </w:p>
     <w:p>
@@ -2536,7 +2805,7 @@
         <w:rPr>
           <w:b w:val="0"/>
         </w:rPr>
-        <w:t>Transitions Pro Réunion : projet de transition professionnelle (PTP).</w:t>
+        <w:t>Transitions Pro Réunion : projet de transition professionnelle</w:t>
       </w:r>
     </w:p>
     <w:p>
@@ -2547,7 +2816,7 @@
         <w:rPr>
           <w:b w:val="0"/>
         </w:rPr>
-        <w:t>Agefiph : aides complémentaires pour les personnes en situation de handicap.</w:t>
+        <w:t>Agefiph : aides complémentaires</w:t>
       </w:r>
     </w:p>
     <w:p>
@@ -2559,23 +2828,25 @@
       </w:r>
       <w:r>
         <w:rPr>
-          <w:b w:val="0"/>
-          <w:highlight w:val="yellow"/>
+          <w:b/>
+          <w:i/>
+          <w:color w:val="8A6D1F"/>
         </w:rPr>
-        <w:t>[À COMPLÉTER : prix total TTC/exonéré ; prix par CCP ; coût horaire]</w:t>
+        <w:t>[À COMPLÉTER : prix du parcours complet, prix par CCP, coût horaire]</w:t>
       </w:r>
       <w:r>
         <w:rPr>
           <w:b w:val="0"/>
         </w:rPr>
-        <w:t xml:space="preserve">. Exonération de TVA : </w:t>
+        <w:t xml:space="preserve">. TVA : </w:t>
       </w:r>
       <w:r>
         <w:rPr>
-          <w:b w:val="0"/>
-          <w:highlight w:val="yellow"/>
+          <w:b/>
+          <w:i/>
+          <w:color w:val="8A6D1F"/>
         </w:rPr>
-        <w:t>[À VÉRIFIER : attestation d'exonération TVA formation professionnelle (art. 261-4-4° du CGI)]</w:t>
+        <w:t>[À VÉRIFIER : exonération formation professionnelle]</w:t>
       </w:r>
       <w:r>
         <w:rPr>
@@ -2597,12 +2868,13 @@
         <w:rPr>
           <w:b w:val="0"/>
         </w:rPr>
-        <w:t xml:space="preserve">Référent handicap : Aurélien LUMEKA (référent handicap certifié) — </w:t>
+        <w:t xml:space="preserve">Référent handicap : Aurélien LUMEKA, référent handicap certifié — </w:t>
       </w:r>
       <w:r>
         <w:rPr>
-          <w:b w:val="0"/>
-          <w:highlight w:val="yellow"/>
+          <w:b/>
+          <w:i/>
+          <w:color w:val="8A6D1F"/>
         </w:rPr>
         <w:t>[À COMPLÉTER : téléphone]</w:t>
       </w:r>
@@ -2610,7 +2882,7 @@
         <w:rPr>
           <w:b w:val="0"/>
         </w:rPr>
-        <w:t>. Entretien confidentiel avant l'entrée pour étudier les aménagements (rythme, supports agrandis, temps majoré aux épreuves selon la réglementation des titres professionnels, matériel adapté), en lien avec l'Agefiph, Cap emploi et la MDPH.</w:t>
+        <w:t>. Un entretien confidentiel est proposé avant l'entrée pour étudier les aménagements de parcours et d'examen, avec l'Agefiph, Cap emploi et la MDPH.</w:t>
       </w:r>
     </w:p>
     <w:p>
@@ -2618,7 +2890,7 @@
         <w:pStyle w:val="Heading1"/>
       </w:pPr>
       <w:r>
-        <w:t>10. Débouchés, suites de parcours et résultats</w:t>
+        <w:t>10. Débouchés et résultats</w:t>
       </w:r>
     </w:p>
     <w:p>
@@ -2626,7 +2898,7 @@
         <w:rPr>
           <w:b w:val="0"/>
         </w:rPr>
-        <w:t>Emplois visés : Manager, chef, responsable, directeur adjoint, directeur, délégué … de proximité, d'agence, d'unité, de centre de profit, de site, d'établissement, d'entreprise ou d'association (moins de 50 salariés).</w:t>
+        <w:t>Emplois visés : Manager, chef, responsable, directeur adjoint, directeur ou délégué d'agence, d'unité, de centre de profit, de site, d'établissement, d'entreprise ou d'association (moins de 50 salariés).</w:t>
       </w:r>
     </w:p>
     <w:p>
@@ -2634,7 +2906,7 @@
         <w:rPr>
           <w:b w:val="0"/>
         </w:rPr>
-        <w:t>Indicateurs nationaux : Taux d'insertion global à 6 mois : 69 % ; dans le métier visé à 6 mois : 66 % ; à 2 ans : 78 % (440 certifiés en 2022) — source : fiche RNCP38575.</w:t>
+        <w:t>Résultats nationaux : Insertion globale à 6 mois : 69 % ; dans le métier visé à 6 mois : 66 % ; à 2 ans : 78 % (440 certifiés en 2022) — fiche RNCP38575</w:t>
       </w:r>
     </w:p>
     <w:p>
@@ -2642,20 +2914,7 @@
         <w:rPr>
           <w:b w:val="0"/>
         </w:rPr>
-        <w:t xml:space="preserve">Indicateurs YEBA FORMATIONS (publiés et mis à jour après chaque session — Qualiopi indicateur 2) : taux de satisfaction, taux d'abandon, taux de réussite au titre, taux d'insertion à 6 mois : </w:t>
-      </w:r>
-      <w:r>
-        <w:rPr>
-          <w:b w:val="0"/>
-          <w:highlight w:val="yellow"/>
-        </w:rPr>
-        <w:t>[À COMPLÉTER après la 1re session — ne jamais publier de chiffre estimé]</w:t>
-      </w:r>
-      <w:r>
-        <w:rPr>
-          <w:b w:val="0"/>
-        </w:rPr>
-        <w:t>.</w:t>
+        <w:t>Résultats YEBA FORMATIONS (satisfaction, abandon, réussite, insertion à 6 mois) : publiés après la première session.</w:t>
       </w:r>
     </w:p>
     <w:p>
@@ -2671,25 +2930,13 @@
         <w:rPr>
           <w:b w:val="0"/>
         </w:rPr>
-        <w:t xml:space="preserve">YEBA FORMATIONS — </w:t>
+        <w:t xml:space="preserve">YEBA FORMATIONS — Aurélien LUMEKA — </w:t>
       </w:r>
       <w:r>
         <w:rPr>
-          <w:b w:val="0"/>
-          <w:highlight w:val="yellow"/>
-        </w:rPr>
-        <w:t>[À COMPLÉTER : adresse du siège]</w:t>
-      </w:r>
-      <w:r>
-        <w:rPr>
-          <w:b w:val="0"/>
-        </w:rPr>
-        <w:t xml:space="preserve"> — </w:t>
-      </w:r>
-      <w:r>
-        <w:rPr>
-          <w:b w:val="0"/>
-          <w:highlight w:val="yellow"/>
+          <w:b/>
+          <w:i/>
+          <w:color w:val="8A6D1F"/>
         </w:rPr>
         <w:t>[À COMPLÉTER : téléphone]</w:t>
       </w:r>
@@ -2701,26 +2948,37 @@
       </w:r>
       <w:r>
         <w:rPr>
-          <w:b w:val="0"/>
-          <w:highlight w:val="yellow"/>
+          <w:b/>
+          <w:i/>
+          <w:color w:val="8A6D1F"/>
         </w:rPr>
         <w:t>[À COMPLÉTER : e-mail de contact]</w:t>
+      </w:r>
+    </w:p>
+    <w:p>
+      <w:r>
+        <w:rPr>
+          <w:b w:val="0"/>
+          <w:i/>
+        </w:rPr>
+        <w:t>Déclaration d'activité enregistrée sous le n° 04973676397 auprès du préfet de région de La Réunion. Cet enregistrement ne vaut pas agrément de l'État.</w:t>
       </w:r>
     </w:p>
     <w:tbl>
       <w:tblPr>
         <w:tblStyle w:val="TableGrid"/>
         <w:tblW w:type="auto" w:w="0"/>
+        <w:tblLayout w:type="fixed"/>
         <w:tblLook w:firstColumn="1" w:firstRow="1" w:lastColumn="0" w:lastRow="0" w:noHBand="0" w:noVBand="1" w:val="04A0"/>
       </w:tblPr>
       <w:tblGrid>
-        <w:gridCol w:w="9638"/>
+        <w:gridCol w:w="9639"/>
       </w:tblGrid>
       <w:tr>
         <w:tc>
           <w:tcPr>
             <w:tcW w:type="dxa" w:w="9638"/>
-            <w:shd w:val="clear" w:color="auto" w:fill="FBF6E9"/>
+            <w:shd w:val="clear" w:color="auto" w:fill="E8EEF7"/>
           </w:tcPr>
           <w:p>
             <w:r/>
@@ -2728,9 +2986,9 @@
               <w:rPr>
                 <w:b/>
                 <w:color w:val="1B3A6B"/>
-                <w:sz w:val="24"/>
+                <w:sz w:val="26"/>
               </w:rPr>
-              <w:t>🔒 RGPD / IA Act — points de conformité de ce document</w:t>
+              <w:t>RGPD et IA Act — points de conformité de ce document</w:t>
             </w:r>
           </w:p>
           <w:p>
@@ -2739,7 +2997,7 @@
                 <w:b w:val="0"/>
                 <w:sz w:val="22"/>
               </w:rPr>
-              <w:t>RGPD : les données collectées à l'inscription servent uniquement à la gestion de la formation et aux obligations envers les financeurs (art. 6.1.b et 6.1.c RGPD). Voir la mention d'information jointe à la fiche d'inscription.</w:t>
+              <w:t>RGPD : les données collectées à l'inscription servent uniquement à la gestion de la formation et aux obligations envers les financeurs.</w:t>
             </w:r>
           </w:p>
           <w:p>
@@ -2748,7 +3006,7 @@
                 <w:b w:val="0"/>
                 <w:sz w:val="22"/>
               </w:rPr>
-              <w:t>IA Act : aucune décision d'admission, d'orientation ou d'évaluation n'est prise par un système d'IA (ces usages relèvent de l'annexe III, point 3 — haut risque). Les décisions sont prises par une personne habilitée.</w:t>
+              <w:t>IA Act : aucune décision d'admission, d'orientation ou d'évaluation n'est prise par un système d'intelligence artificielle.</w:t>
             </w:r>
           </w:p>
         </w:tc>
@@ -2776,12 +3034,14 @@
     </w:pPr>
     <w:r>
       <w:rPr>
+        <w:color w:val="1B3A6B"/>
         <w:sz w:val="18"/>
       </w:rPr>
-      <w:t xml:space="preserve">PRG-RPMS  —  YEBA FORMATIONS — SIRET 814 622 262 00032 — Version 2026-10 — Page </w:t>
+      <w:t xml:space="preserve">PRG-RPMS   |   YEBA FORMATIONS — SIRET 814 622 262 00032 — Version 2026-10   |   Page </w:t>
     </w:r>
     <w:r>
       <w:rPr>
+        <w:color w:val="1B3A6B"/>
         <w:sz w:val="18"/>
       </w:rPr>
       <w:fldChar w:fldCharType="begin"/>
@@ -2801,7 +3061,7 @@
     <w:r>
       <w:drawing>
         <wp:inline xmlns:a="http://schemas.openxmlformats.org/drawingml/2006/main" xmlns:pic="http://schemas.openxmlformats.org/drawingml/2006/picture">
-          <wp:extent cx="676510" cy="576000"/>
+          <wp:extent cx="634228" cy="540000"/>
           <wp:docPr id="1" name="Picture 1"/>
           <wp:cNvGraphicFramePr>
             <a:graphicFrameLocks noChangeAspect="1"/>
@@ -2822,7 +3082,7 @@
                 <pic:spPr>
                   <a:xfrm>
                     <a:off x="0" y="0"/>
-                    <a:ext cx="676510" cy="576000"/>
+                    <a:ext cx="634228" cy="540000"/>
                   </a:xfrm>
                   <a:prstGeom prst="rect"/>
                 </pic:spPr>
@@ -2834,10 +3094,11 @@
     </w:r>
     <w:r>
       <w:rPr>
+        <w:b/>
         <w:color w:val="1B3A6B"/>
         <w:sz w:val="18"/>
       </w:rPr>
-      <w:t xml:space="preserve">    YEBA FORMATIONS  |  NDA 04973676397  |  Qualiopi 25FOR02027.1</w:t>
+      <w:t xml:space="preserve">     YEBA FORMATIONS   |   NDA 04973676397   |   Qualiopi 25FOR02027.1</w:t>
     </w:r>
   </w:p>
 </w:hdr>
@@ -3324,8 +3585,8 @@
       <w:rFonts w:asciiTheme="majorHAnsi" w:eastAsiaTheme="majorEastAsia" w:hAnsiTheme="majorHAnsi" w:cstheme="majorBidi" w:ascii="Arial" w:hAnsi="Arial"/>
       <w:b/>
       <w:bCs/>
-      <w:color w:val="C9A94D"/>
-      <w:sz w:val="26"/>
+      <w:color w:val="8A6D1F"/>
+      <w:sz w:val="28"/>
     </w:rPr>
   </w:style>
   <w:style w:type="paragraph" w:styleId="Heading4">
@@ -3743,6 +4004,10 @@
       </w:numPr>
       <w:contextualSpacing/>
     </w:pPr>
+    <w:rPr>
+      <w:rFonts w:ascii="Arial" w:hAnsi="Arial"/>
+      <w:sz w:val="24"/>
+    </w:rPr>
   </w:style>
   <w:style w:type="paragraph" w:styleId="ListBullet2">
     <w:name w:val="List Bullet 2"/>
@@ -3782,6 +4047,10 @@
       </w:numPr>
       <w:contextualSpacing/>
     </w:pPr>
+    <w:rPr>
+      <w:rFonts w:ascii="Arial" w:hAnsi="Arial"/>
+      <w:sz w:val="24"/>
+    </w:rPr>
   </w:style>
   <w:style w:type="paragraph" w:styleId="ListNumber2">
     <w:name w:val="List Number 2"/>

--- a/dossier-conformite-2026/livrables/02_RPMS/PRG-RPMS_Programme_de_formation.docx
+++ b/dossier-conformite-2026/livrables/02_RPMS/PRG-RPMS_Programme_de_formation.docx
@@ -63,7 +63,7 @@
       <w:r>
         <w:rPr>
           <w:b/>
-          <w:color w:val="8A6D1F"/>
+          <w:color w:val="1B3A6B"/>
           <w:sz w:val="32"/>
         </w:rPr>
         <w:t>Titre professionnel Responsable de petite ou moyenne structure — RNCP38575</w:t>
@@ -72,7 +72,7 @@
     <w:p>
       <w:pPr>
         <w:pBdr>
-          <w:bottom w:val="single" w:sz="18" w:space="1" w:color="C9A94D"/>
+          <w:bottom w:val="single" w:sz="18" w:space="1" w:color="C9A84C"/>
         </w:pBdr>
       </w:pPr>
     </w:p>
@@ -346,8 +346,9 @@
               <w:rPr>
                 <w:b/>
                 <w:i/>
-                <w:color w:val="8A6D1F"/>
+                <w:color w:val="1B3A6B"/>
                 <w:sz w:val="22"/>
+                <w:u w:val="single"/>
               </w:rPr>
               <w:t>[À VÉRIFIER : documents à joindre — ceux transmis concernent l'ancienne version RNCP35646 de 2016]</w:t>
             </w:r>
@@ -493,7 +494,7 @@
                 <w:b w:val="0"/>
                 <w:sz w:val="22"/>
               </w:rPr>
-              <w:t>YEBA FORMATIONS — Entreprise individuelle — SIRET 814 622 262 00032 — NDA 04973676397 — Qualiopi 25FOR02027.1</w:t>
+              <w:t>YEBA FORMATIONS — Entrepreneur individuel (EI) — SIRET 814 622 262 00032 — NDA 04973676397 — Qualiopi 25FOR02027.1</w:t>
             </w:r>
           </w:p>
         </w:tc>
@@ -587,7 +588,7 @@
         <w:rPr>
           <w:b w:val="0"/>
         </w:rPr>
-        <w:t>Inscription possible jusqu'à 10 jours ouvrés avant le démarrage, sous réserve de places et de financement.</w:t>
+        <w:t>Délai d'accès : 15 jours ouvrés minimum entre l'inscription et le démarrage, sous réserve de places et de financement.</w:t>
       </w:r>
     </w:p>
     <w:p>
@@ -604,7 +605,8 @@
         <w:rPr>
           <w:b/>
           <w:i/>
-          <w:color w:val="8A6D1F"/>
+          <w:color w:val="1B3A6B"/>
+          <w:u w:val="single"/>
         </w:rPr>
         <w:t>[À VÉRIFIER : délai en vigueur]</w:t>
       </w:r>
@@ -1078,8 +1080,9 @@
               <w:rPr>
                 <w:b/>
                 <w:i/>
-                <w:color w:val="8A6D1F"/>
+                <w:color w:val="1B3A6B"/>
                 <w:sz w:val="22"/>
+                <w:u w:val="single"/>
               </w:rPr>
               <w:t>[À VÉRIFIER : date fixée avec la DEETS ou le centre agréé]</w:t>
             </w:r>
@@ -1210,7 +1213,7 @@
                 <w:b w:val="0"/>
                 <w:sz w:val="22"/>
               </w:rPr>
-              <w:t>Accessibilité</w:t>
+              <w:t>Locaux</w:t>
             </w:r>
           </w:p>
         </w:tc>
@@ -1222,12 +1225,10 @@
             <w:r/>
             <w:r>
               <w:rPr>
-                <w:b/>
-                <w:i/>
-                <w:color w:val="8A6D1F"/>
+                <w:b w:val="0"/>
                 <w:sz w:val="22"/>
               </w:rPr>
-              <w:t>[À VÉRIFIER : accès PMR, toilettes adaptées et salle de pause du Secrétariat Center]</w:t>
+              <w:t>Entrée accessible aux personnes à mobilité réduite, sanitaires, salle de pause, vidéoprojecteur et tableau</w:t>
             </w:r>
           </w:p>
         </w:tc>
@@ -1263,8 +1264,9 @@
               <w:rPr>
                 <w:b/>
                 <w:i/>
-                <w:color w:val="8A6D1F"/>
+                <w:color w:val="1B3A6B"/>
                 <w:sz w:val="22"/>
+                <w:u w:val="single"/>
               </w:rPr>
               <w:t>[À COMPLÉTER : minimum et maximum, par exemple 8 à 12 stagiaires]</w:t>
             </w:r>
@@ -2646,15 +2648,16 @@
         <w:rPr>
           <w:b w:val="0"/>
         </w:rPr>
-        <w:t xml:space="preserve">Salle de formation équipée au Secrétariat Center </w:t>
+        <w:t xml:space="preserve">Salle de formation au Secrétariat Center : entrée accessible aux personnes à mobilité réduite, sanitaires, salle de pause, vidéoprojecteur et tableau ; ordinateurs portables pour les ateliers de bureautique </w:t>
       </w:r>
       <w:r>
         <w:rPr>
           <w:b/>
           <w:i/>
-          <w:color w:val="8A6D1F"/>
+          <w:color w:val="1B3A6B"/>
+          <w:u w:val="single"/>
         </w:rPr>
-        <w:t>[À COMPLÉTER : vidéoprojecteur, connexion, postes ou ordinateurs portables]</w:t>
+        <w:t>[À COMPLÉTER : achat ou location]</w:t>
       </w:r>
       <w:r>
         <w:rPr>
@@ -2781,7 +2784,8 @@
         <w:rPr>
           <w:b/>
           <w:i/>
-          <w:color w:val="8A6D1F"/>
+          <w:color w:val="1B3A6B"/>
+          <w:u w:val="single"/>
         </w:rPr>
         <w:t>[À VÉRIFIER : dispositif ouvert]</w:t>
       </w:r>
@@ -2830,7 +2834,8 @@
         <w:rPr>
           <w:b/>
           <w:i/>
-          <w:color w:val="8A6D1F"/>
+          <w:color w:val="1B3A6B"/>
+          <w:u w:val="single"/>
         </w:rPr>
         <w:t>[À COMPLÉTER : prix du parcours complet, prix par CCP, coût horaire]</w:t>
       </w:r>
@@ -2838,21 +2843,7 @@
         <w:rPr>
           <w:b w:val="0"/>
         </w:rPr>
-        <w:t xml:space="preserve">. TVA : </w:t>
-      </w:r>
-      <w:r>
-        <w:rPr>
-          <w:b/>
-          <w:i/>
-          <w:color w:val="8A6D1F"/>
-        </w:rPr>
-        <w:t>[À VÉRIFIER : exonération formation professionnelle]</w:t>
-      </w:r>
-      <w:r>
-        <w:rPr>
-          <w:b w:val="0"/>
-        </w:rPr>
-        <w:t>.</w:t>
+        <w:t>. TVA non applicable — article 293 B du code général des impôts.</w:t>
       </w:r>
     </w:p>
     <w:p>
@@ -2868,21 +2859,7 @@
         <w:rPr>
           <w:b w:val="0"/>
         </w:rPr>
-        <w:t xml:space="preserve">Référent handicap : Aurélien LUMEKA, référent handicap certifié — </w:t>
-      </w:r>
-      <w:r>
-        <w:rPr>
-          <w:b/>
-          <w:i/>
-          <w:color w:val="8A6D1F"/>
-        </w:rPr>
-        <w:t>[À COMPLÉTER : téléphone]</w:t>
-      </w:r>
-      <w:r>
-        <w:rPr>
-          <w:b w:val="0"/>
-        </w:rPr>
-        <w:t>. Un entretien confidentiel est proposé avant l'entrée pour étudier les aménagements de parcours et d'examen, avec l'Agefiph, Cap emploi et la MDPH.</w:t>
+        <w:t>Référent handicap : Aurélien LUMEKA, référent handicap certifié — 0693 32 24 45. Un entretien confidentiel est proposé avant l'entrée pour étudier les aménagements de parcours et d'examen, avec l'Agefiph, Cap emploi et la MDPH.</w:t>
       </w:r>
     </w:p>
     <w:p>
@@ -2930,29 +2907,7 @@
         <w:rPr>
           <w:b w:val="0"/>
         </w:rPr>
-        <w:t xml:space="preserve">YEBA FORMATIONS — Aurélien LUMEKA — </w:t>
-      </w:r>
-      <w:r>
-        <w:rPr>
-          <w:b/>
-          <w:i/>
-          <w:color w:val="8A6D1F"/>
-        </w:rPr>
-        <w:t>[À COMPLÉTER : téléphone]</w:t>
-      </w:r>
-      <w:r>
-        <w:rPr>
-          <w:b w:val="0"/>
-        </w:rPr>
-        <w:t xml:space="preserve"> — </w:t>
-      </w:r>
-      <w:r>
-        <w:rPr>
-          <w:b/>
-          <w:i/>
-          <w:color w:val="8A6D1F"/>
-        </w:rPr>
-        <w:t>[À COMPLÉTER : e-mail de contact]</w:t>
+        <w:t>YEBA FORMATIONS — Aurélien LUMEKA — 0693 32 24 45 — yebaformations@gmail.com</w:t>
       </w:r>
     </w:p>
     <w:p>
@@ -2961,7 +2916,7 @@
           <w:b w:val="0"/>
           <w:i/>
         </w:rPr>
-        <w:t>Déclaration d'activité enregistrée sous le n° 04973676397 auprès du préfet de région de La Réunion. Cet enregistrement ne vaut pas agrément de l'État.</w:t>
+        <w:t>Déclaration d'activité n° 04973676397 auprès du Préfet de La Réunion. Cet enregistrement ne vaut pas agrément de l'État.</w:t>
       </w:r>
     </w:p>
     <w:tbl>
@@ -2997,7 +2952,7 @@
                 <w:b w:val="0"/>
                 <w:sz w:val="22"/>
               </w:rPr>
-              <w:t>RGPD : les données collectées à l'inscription servent uniquement à la gestion de la formation et aux obligations envers les financeurs.</w:t>
+              <w:t>RGPD : les données collectées à l'inscription servent uniquement à la gestion de la formation et aux obligations envers les financeurs (politique de confidentialité YEBA-DOC-02).</w:t>
             </w:r>
           </w:p>
           <w:p>
@@ -3006,13 +2961,131 @@
                 <w:b w:val="0"/>
                 <w:sz w:val="22"/>
               </w:rPr>
-              <w:t>IA Act : aucune décision d'admission, d'orientation ou d'évaluation n'est prise par un système d'intelligence artificielle.</w:t>
+              <w:t>IA Act : aucun système d'IA n'est utilisé pour évaluer, noter, classer ou sélectionner les stagiaires. La correction est réalisée exclusivement par le formateur.</w:t>
             </w:r>
           </w:p>
         </w:tc>
       </w:tr>
     </w:tbl>
     <w:p/>
+    <w:p>
+      <w:pPr>
+        <w:pBdr>
+          <w:bottom w:val="single" w:sz="18" w:space="1" w:color="C9A84C"/>
+        </w:pBdr>
+      </w:pPr>
+    </w:p>
+    <w:p>
+      <w:pPr>
+        <w:keepNext/>
+        <w:spacing w:after="0"/>
+      </w:pPr>
+      <w:r>
+        <w:rPr>
+          <w:b/>
+          <w:color w:val="1B3A6B"/>
+          <w:sz w:val="20"/>
+        </w:rPr>
+        <w:t>YEBA FORMATIONS — Aurélien LUMEKA, entrepreneur individuel (EI), directeur</w:t>
+      </w:r>
+    </w:p>
+    <w:p>
+      <w:pPr>
+        <w:keepNext/>
+        <w:spacing w:after="0"/>
+      </w:pPr>
+      <w:r>
+        <w:rPr>
+          <w:b w:val="0"/>
+          <w:color w:val="121212"/>
+          <w:sz w:val="20"/>
+        </w:rPr>
+        <w:t>9 rue Françoise Châtelain, 97490 Sainte-Clotilde, La Réunion</w:t>
+      </w:r>
+    </w:p>
+    <w:p>
+      <w:pPr>
+        <w:keepNext/>
+        <w:spacing w:after="0"/>
+      </w:pPr>
+      <w:r>
+        <w:rPr>
+          <w:b w:val="0"/>
+          <w:color w:val="121212"/>
+          <w:sz w:val="20"/>
+        </w:rPr>
+        <w:t>Tél. 0693 32 24 45 — yebaformations@gmail.com</w:t>
+      </w:r>
+    </w:p>
+    <w:p>
+      <w:pPr>
+        <w:keepNext/>
+        <w:spacing w:after="0"/>
+      </w:pPr>
+      <w:r>
+        <w:rPr>
+          <w:b w:val="0"/>
+          <w:color w:val="121212"/>
+          <w:sz w:val="20"/>
+        </w:rPr>
+        <w:t>SIRET 814 622 262 00032</w:t>
+      </w:r>
+    </w:p>
+    <w:p>
+      <w:pPr>
+        <w:keepNext/>
+        <w:spacing w:after="0"/>
+      </w:pPr>
+      <w:r>
+        <w:rPr>
+          <w:b w:val="0"/>
+          <w:color w:val="121212"/>
+          <w:sz w:val="20"/>
+        </w:rPr>
+        <w:t>Déclaration d'activité n° 04973676397 auprès du Préfet de La Réunion. Cet enregistrement ne vaut pas agrément de l'État.</w:t>
+      </w:r>
+    </w:p>
+    <w:p>
+      <w:pPr>
+        <w:keepNext/>
+        <w:spacing w:after="0"/>
+      </w:pPr>
+      <w:r>
+        <w:rPr>
+          <w:b w:val="0"/>
+          <w:color w:val="121212"/>
+          <w:sz w:val="20"/>
+        </w:rPr>
+        <w:t>Certification Qualiopi n° 25FOR02027.1 délivrée au titre des catégories : actions de formation, bilans de compétences, actions permettant de faire valider les acquis de l'expérience, actions de formation par apprentissage — organisme certificateur Qualitia (accrédité COFRAC).</w:t>
+      </w:r>
+    </w:p>
+    <w:p>
+      <w:pPr>
+        <w:keepNext/>
+        <w:spacing w:after="0"/>
+      </w:pPr>
+      <w:r>
+        <w:rPr>
+          <w:b w:val="0"/>
+          <w:color w:val="121212"/>
+          <w:sz w:val="20"/>
+        </w:rPr>
+        <w:t>Référent handicap : Aurélien LUMEKA — yebaformations@gmail.com. Document disponible en 16 points sur simple demande.</w:t>
+      </w:r>
+    </w:p>
+    <w:p>
+      <w:pPr>
+        <w:spacing w:before="120"/>
+      </w:pPr>
+      <w:r>
+        <w:rPr>
+          <w:b w:val="0"/>
+          <w:color w:val="5A5F6A"/>
+          <w:sz w:val="18"/>
+        </w:rPr>
+        <w:t>Ce document a été conçu par le formateur avec l'assistance d'un système d'IA générative (règlement (UE) 2024/1689, art. 50). Son contenu a été vérifié et validé par un humain, qui en assume la responsabilité.</w:t>
+      </w:r>
+    </w:p>
     <w:sectPr>
       <w:headerReference w:type="default" r:id="rId9"/>
       <w:footerReference w:type="default" r:id="rId10"/>
@@ -3037,7 +3110,7 @@
         <w:color w:val="1B3A6B"/>
         <w:sz w:val="18"/>
       </w:rPr>
-      <w:t xml:space="preserve">PRG-RPMS   |   YEBA FORMATIONS — SIRET 814 622 262 00032 — Version 2026-10   |   Page </w:t>
+      <w:t xml:space="preserve">PRG-RPMS   |   YEBA FORMATIONS — SIRET 814 622 262 00032 — Version 2026-10-v3   |   Page </w:t>
     </w:r>
     <w:r>
       <w:rPr>
@@ -3468,10 +3541,11 @@
     <w:qFormat/>
     <w:rsid w:val="00FC693F"/>
     <w:pPr>
-      <w:spacing w:after="120" w:line="276" w:lineRule="auto"/>
+      <w:spacing w:after="120" w:line="312" w:lineRule="auto"/>
     </w:pPr>
     <w:rPr>
       <w:rFonts w:ascii="Arial" w:hAnsi="Arial" w:eastAsia="Arial"/>
+      <w:color w:val="121212"/>
       <w:sz w:val="24"/>
     </w:rPr>
   </w:style>
@@ -3585,7 +3659,7 @@
       <w:rFonts w:asciiTheme="majorHAnsi" w:eastAsiaTheme="majorEastAsia" w:hAnsiTheme="majorHAnsi" w:cstheme="majorBidi" w:ascii="Arial" w:hAnsi="Arial"/>
       <w:b/>
       <w:bCs/>
-      <w:color w:val="8A6D1F"/>
+      <w:color w:val="1B3A6B"/>
       <w:sz w:val="28"/>
     </w:rPr>
   </w:style>

--- a/dossier-conformite-2026/livrables/02_RPMS/PRG-RPMS_Programme_de_formation.docx
+++ b/dossier-conformite-2026/livrables/02_RPMS/PRG-RPMS_Programme_de_formation.docx
@@ -10,7 +10,7 @@
       <w:r>
         <w:drawing>
           <wp:inline xmlns:a="http://schemas.openxmlformats.org/drawingml/2006/main" xmlns:pic="http://schemas.openxmlformats.org/drawingml/2006/picture">
-            <wp:extent cx="3805369" cy="3240000"/>
+            <wp:extent cx="3745665" cy="3240000"/>
             <wp:docPr id="1" name="Picture 1"/>
             <wp:cNvGraphicFramePr>
               <a:graphicFrameLocks noChangeAspect="1"/>
@@ -19,7 +19,7 @@
               <a:graphicData uri="http://schemas.openxmlformats.org/drawingml/2006/picture">
                 <pic:pic>
                   <pic:nvPicPr>
-                    <pic:cNvPr id="0" name="logo_yeba_formations.png"/>
+                    <pic:cNvPr id="0" name="logo_yeba_fond_clair_1000.png"/>
                     <pic:cNvPicPr/>
                   </pic:nvPicPr>
                   <pic:blipFill>
@@ -31,7 +31,7 @@
                   <pic:spPr>
                     <a:xfrm>
                       <a:off x="0" y="0"/>
-                      <a:ext cx="3805369" cy="3240000"/>
+                      <a:ext cx="3745665" cy="3240000"/>
                     </a:xfrm>
                     <a:prstGeom prst="rect"/>
                   </pic:spPr>
@@ -86,7 +86,7 @@
           <w:color w:val="1B3A6B"/>
           <w:sz w:val="24"/>
         </w:rPr>
-        <w:t>Secrétariat Center — 7 rue Henri Cornu — 97490 Saint-Denis</w:t>
+        <w:t>Secrétariat Center — Immeuble Rodrigues 2 — 7 rue Henri Cornu — Parc Technor — 97490 Saint-Denis</w:t>
       </w:r>
     </w:p>
     <w:p>
@@ -1193,7 +1193,7 @@
                 <w:b w:val="0"/>
                 <w:sz w:val="22"/>
               </w:rPr>
-              <w:t>Secrétariat Center — 7 rue Henri Cornu — 97490 Saint-Denis</w:t>
+              <w:t>Secrétariat Center — Immeuble Rodrigues 2 — 7 rue Henri Cornu — Parc Technor — 97490 Saint-Denis</w:t>
             </w:r>
           </w:p>
         </w:tc>
@@ -1228,7 +1228,7 @@
                 <w:b w:val="0"/>
                 <w:sz w:val="22"/>
               </w:rPr>
-              <w:t>Entrée accessible aux personnes à mobilité réduite, sanitaires, salle de pause, vidéoprojecteur et tableau</w:t>
+              <w:t>Entrée, parking, sièges et toilettes accessibles en fauteuil roulant, salle de pause, vidéoprojecteur et tableau</w:t>
             </w:r>
           </w:p>
         </w:tc>
@@ -1262,13 +1262,10 @@
             <w:r/>
             <w:r>
               <w:rPr>
-                <w:b/>
-                <w:i/>
-                <w:color w:val="1B3A6B"/>
+                <w:b w:val="0"/>
                 <w:sz w:val="22"/>
-                <w:u w:val="single"/>
               </w:rPr>
-              <w:t>[À COMPLÉTER : minimum et maximum, par exemple 8 à 12 stagiaires]</w:t>
+              <w:t>10 stagiaires par promotion</w:t>
             </w:r>
           </w:p>
         </w:tc>
@@ -2648,7 +2645,7 @@
         <w:rPr>
           <w:b w:val="0"/>
         </w:rPr>
-        <w:t xml:space="preserve">Salle de formation au Secrétariat Center : entrée accessible aux personnes à mobilité réduite, sanitaires, salle de pause, vidéoprojecteur et tableau ; ordinateurs portables pour les ateliers de bureautique </w:t>
+        <w:t xml:space="preserve">Salle de formation au Secrétariat Center : entrée, parking, sièges et toilettes accessibles en fauteuil roulant, salle de pause, vidéoprojecteur et tableau ; ordinateurs portables pour les ateliers de bureautique </w:t>
       </w:r>
       <w:r>
         <w:rPr>
@@ -3134,7 +3131,7 @@
     <w:r>
       <w:drawing>
         <wp:inline xmlns:a="http://schemas.openxmlformats.org/drawingml/2006/main" xmlns:pic="http://schemas.openxmlformats.org/drawingml/2006/picture">
-          <wp:extent cx="634228" cy="540000"/>
+          <wp:extent cx="624277" cy="540000"/>
           <wp:docPr id="1" name="Picture 1"/>
           <wp:cNvGraphicFramePr>
             <a:graphicFrameLocks noChangeAspect="1"/>
@@ -3143,7 +3140,7 @@
             <a:graphicData uri="http://schemas.openxmlformats.org/drawingml/2006/picture">
               <pic:pic>
                 <pic:nvPicPr>
-                  <pic:cNvPr id="0" name="logo_yeba_formations.png"/>
+                  <pic:cNvPr id="0" name="logo_yeba_fond_clair_1000.png"/>
                   <pic:cNvPicPr/>
                 </pic:nvPicPr>
                 <pic:blipFill>
@@ -3155,7 +3152,7 @@
                 <pic:spPr>
                   <a:xfrm>
                     <a:off x="0" y="0"/>
-                    <a:ext cx="634228" cy="540000"/>
+                    <a:ext cx="624277" cy="540000"/>
                   </a:xfrm>
                   <a:prstGeom prst="rect"/>
                 </pic:spPr>
